--- a/Science Teaching/Learning activity template.docx
+++ b/Science Teaching/Learning activity template.docx
@@ -4,7 +4,7 @@
   <w:body>
     <w:p>
       <w:pPr>
-        <w:pStyle w:val="Titel"/>
+        <w:pStyle w:val="Title"/>
         <w:jc w:val="center"/>
         <w:rPr>
           <w:rFonts w:ascii="AU Passata" w:hAnsi="AU Passata"/>
@@ -45,7 +45,7 @@
     </w:p>
     <w:p>
       <w:pPr>
-        <w:pStyle w:val="Overskrift1"/>
+        <w:pStyle w:val="Heading1"/>
         <w:rPr>
           <w:rFonts w:ascii="AU Passata" w:hAnsi="AU Passata"/>
         </w:rPr>
@@ -190,7 +190,7 @@
     </w:p>
     <w:p>
       <w:pPr>
-        <w:pStyle w:val="Overskrift1"/>
+        <w:pStyle w:val="Heading1"/>
         <w:rPr>
           <w:rFonts w:ascii="AU Passata" w:hAnsi="AU Passata"/>
         </w:rPr>
@@ -233,12 +233,27 @@
           <w:rFonts w:ascii="AU Passata" w:hAnsi="AU Passata"/>
           <w:color w:val="76923C" w:themeColor="accent3" w:themeShade="BF"/>
         </w:rPr>
-        <w:t>The students are supposed to learn about breeder’s equation which they can use to make breeding decisions.</w:t>
+        <w:t xml:space="preserve">The students must learn about conjugacy in probability-based classification </w:t>
+      </w:r>
+      <w:proofErr w:type="gramStart"/>
+      <w:r>
+        <w:rPr>
+          <w:rFonts w:ascii="AU Passata" w:hAnsi="AU Passata"/>
+          <w:color w:val="76923C" w:themeColor="accent3" w:themeShade="BF"/>
+        </w:rPr>
+        <w:t>in order to</w:t>
+      </w:r>
+      <w:proofErr w:type="gramEnd"/>
+      <w:r>
+        <w:rPr>
+          <w:rFonts w:ascii="AU Passata" w:hAnsi="AU Passata"/>
+          <w:color w:val="76923C" w:themeColor="accent3" w:themeShade="BF"/>
+        </w:rPr>
+        <w:t xml:space="preserve"> understand Bayesian inference and classification.</w:t>
       </w:r>
     </w:p>
     <w:p>
       <w:pPr>
-        <w:spacing w:after="0" w:line="240" w:lineRule="auto"/>
         <w:rPr>
           <w:rFonts w:ascii="AU Passata" w:hAnsi="AU Passata"/>
           <w:color w:val="76923C" w:themeColor="accent3" w:themeShade="BF"/>
@@ -249,86 +264,85 @@
           <w:rFonts w:ascii="AU Passata" w:hAnsi="AU Passata"/>
           <w:color w:val="76923C" w:themeColor="accent3" w:themeShade="BF"/>
         </w:rPr>
-        <w:t>After the activity, students should be able to:</w:t>
+        <w:t>After the activity, they should be able to:</w:t>
       </w:r>
     </w:p>
     <w:p>
       <w:pPr>
-        <w:spacing w:after="0" w:line="240" w:lineRule="auto"/>
+        <w:pStyle w:val="ListParagraph"/>
+        <w:numPr>
+          <w:ilvl w:val="0"/>
+          <w:numId w:val="11"/>
+        </w:numPr>
+        <w:rPr>
+          <w:rFonts w:ascii="AU Passata" w:hAnsi="AU Passata"/>
+        </w:rPr>
+      </w:pPr>
+      <w:r>
         <w:rPr>
           <w:rFonts w:ascii="AU Passata" w:hAnsi="AU Passata"/>
           <w:color w:val="76923C" w:themeColor="accent3" w:themeShade="BF"/>
         </w:rPr>
-      </w:pPr>
-      <w:r>
-        <w:rPr>
-          <w:rFonts w:ascii="AU Passata" w:hAnsi="AU Passata"/>
-          <w:color w:val="76923C" w:themeColor="accent3" w:themeShade="BF"/>
-        </w:rPr>
-        <w:t>•</w:t>
-      </w:r>
-      <w:r>
-        <w:rPr>
-          <w:rFonts w:ascii="AU Passata" w:hAnsi="AU Passata"/>
-          <w:color w:val="76923C" w:themeColor="accent3" w:themeShade="BF"/>
-        </w:rPr>
-        <w:t xml:space="preserve"> </w:t>
-      </w:r>
-      <w:r>
-        <w:rPr>
-          <w:rFonts w:ascii="AU Passata" w:hAnsi="AU Passata"/>
-          <w:color w:val="76923C" w:themeColor="accent3" w:themeShade="BF"/>
-        </w:rPr>
-        <w:t>D</w:t>
-      </w:r>
-      <w:r>
-        <w:rPr>
-          <w:rFonts w:ascii="AU Passata" w:hAnsi="AU Passata"/>
-          <w:color w:val="76923C" w:themeColor="accent3" w:themeShade="BF"/>
-        </w:rPr>
-        <w:t>iscuss why heritability is necessary in the equation</w:t>
+        <w:t>Describe what conjugacy is.</w:t>
       </w:r>
     </w:p>
     <w:p>
       <w:pPr>
-        <w:spacing w:after="0" w:line="240" w:lineRule="auto"/>
+        <w:pStyle w:val="ListParagraph"/>
+        <w:numPr>
+          <w:ilvl w:val="0"/>
+          <w:numId w:val="11"/>
+        </w:numPr>
+        <w:rPr>
+          <w:rFonts w:ascii="AU Passata" w:hAnsi="AU Passata"/>
+        </w:rPr>
+      </w:pPr>
+      <w:r>
         <w:rPr>
           <w:rFonts w:ascii="AU Passata" w:hAnsi="AU Passata"/>
           <w:color w:val="76923C" w:themeColor="accent3" w:themeShade="BF"/>
         </w:rPr>
-      </w:pPr>
-      <w:r>
-        <w:rPr>
-          <w:rFonts w:ascii="AU Passata" w:hAnsi="AU Passata"/>
-          <w:color w:val="76923C" w:themeColor="accent3" w:themeShade="BF"/>
-        </w:rPr>
-        <w:t>•</w:t>
-      </w:r>
-      <w:r>
-        <w:rPr>
-          <w:rFonts w:ascii="AU Passata" w:hAnsi="AU Passata"/>
-          <w:color w:val="76923C" w:themeColor="accent3" w:themeShade="BF"/>
-        </w:rPr>
-        <w:t xml:space="preserve"> </w:t>
-      </w:r>
-      <w:r>
-        <w:rPr>
-          <w:rFonts w:ascii="AU Passata" w:hAnsi="AU Passata"/>
-          <w:color w:val="76923C" w:themeColor="accent3" w:themeShade="BF"/>
-        </w:rPr>
-        <w:t>U</w:t>
-      </w:r>
-      <w:r>
-        <w:rPr>
-          <w:rFonts w:ascii="AU Passata" w:hAnsi="AU Passata"/>
-          <w:color w:val="76923C" w:themeColor="accent3" w:themeShade="BF"/>
-        </w:rPr>
-        <w:t>nderstand why the industry prefers this equation over the other equations</w:t>
+        <w:t>Where we use it in probability-based classification</w:t>
       </w:r>
     </w:p>
     <w:p>
       <w:pPr>
-        <w:pStyle w:val="Overskrift1"/>
+        <w:pStyle w:val="ListParagraph"/>
+        <w:numPr>
+          <w:ilvl w:val="0"/>
+          <w:numId w:val="11"/>
+        </w:numPr>
+        <w:rPr>
+          <w:rFonts w:ascii="AU Passata" w:hAnsi="AU Passata"/>
+        </w:rPr>
+      </w:pPr>
+      <w:r>
+        <w:rPr>
+          <w:rFonts w:ascii="AU Passata" w:hAnsi="AU Passata"/>
+          <w:color w:val="76923C" w:themeColor="accent3" w:themeShade="BF"/>
+        </w:rPr>
+        <w:t xml:space="preserve">Why </w:t>
+      </w:r>
+      <w:proofErr w:type="gramStart"/>
+      <w:r>
+        <w:rPr>
+          <w:rFonts w:ascii="AU Passata" w:hAnsi="AU Passata"/>
+          <w:color w:val="76923C" w:themeColor="accent3" w:themeShade="BF"/>
+        </w:rPr>
+        <w:t>we</w:t>
+      </w:r>
+      <w:proofErr w:type="gramEnd"/>
+      <w:r>
+        <w:rPr>
+          <w:rFonts w:ascii="AU Passata" w:hAnsi="AU Passata"/>
+          <w:color w:val="76923C" w:themeColor="accent3" w:themeShade="BF"/>
+        </w:rPr>
+        <w:t xml:space="preserve"> use it.</w:t>
+      </w:r>
+    </w:p>
+    <w:p>
+      <w:pPr>
+        <w:pStyle w:val="Heading1"/>
         <w:rPr>
           <w:rFonts w:ascii="AU Passata" w:hAnsi="AU Passata"/>
         </w:rPr>
@@ -357,6 +371,7 @@
       <w:pPr>
         <w:rPr>
           <w:rFonts w:ascii="AU Passata" w:hAnsi="AU Passata"/>
+          <w:color w:val="76923C" w:themeColor="accent3" w:themeShade="BF"/>
         </w:rPr>
       </w:pPr>
       <w:r>
@@ -364,21 +379,21 @@
           <w:rFonts w:ascii="AU Passata" w:hAnsi="AU Passata"/>
           <w:color w:val="76923C" w:themeColor="accent3" w:themeShade="BF"/>
         </w:rPr>
-        <w:t>The concept is important from the point of view of making the breeding plans. The breeder’s equation is used to assess</w:t>
+        <w:t xml:space="preserve">The concept is important </w:t>
       </w:r>
       <w:r>
         <w:rPr>
           <w:rFonts w:ascii="AU Passata" w:hAnsi="AU Passata"/>
           <w:color w:val="76923C" w:themeColor="accent3" w:themeShade="BF"/>
         </w:rPr>
-        <w:t xml:space="preserve"> how the trait will change across generations under selection</w:t>
+        <w:t>to</w:t>
       </w:r>
       <w:r>
         <w:rPr>
           <w:rFonts w:ascii="AU Passata" w:hAnsi="AU Passata"/>
           <w:color w:val="76923C" w:themeColor="accent3" w:themeShade="BF"/>
         </w:rPr>
-        <w:t>.</w:t>
+        <w:t xml:space="preserve"> perform probability-based classification with Bayesian rules. A lot of classification algorithms are based upon probability rules which use conjugates to make mathematical expressions simpler.</w:t>
       </w:r>
     </w:p>
     <w:p>
@@ -406,35 +421,7 @@
           <w:rFonts w:ascii="AU Passata" w:hAnsi="AU Passata"/>
           <w:color w:val="76923C" w:themeColor="accent3" w:themeShade="BF"/>
         </w:rPr>
-        <w:t xml:space="preserve">There are different types of heritabilities and when I took the same course, I </w:t>
-      </w:r>
-      <w:r>
-        <w:rPr>
-          <w:rFonts w:ascii="AU Passata" w:hAnsi="AU Passata"/>
-          <w:color w:val="76923C" w:themeColor="accent3" w:themeShade="BF"/>
-        </w:rPr>
-        <w:t xml:space="preserve">and my classmates </w:t>
-      </w:r>
-      <w:r>
-        <w:rPr>
-          <w:rFonts w:ascii="AU Passata" w:hAnsi="AU Passata"/>
-          <w:color w:val="76923C" w:themeColor="accent3" w:themeShade="BF"/>
-        </w:rPr>
-        <w:t>w</w:t>
-      </w:r>
-      <w:r>
-        <w:rPr>
-          <w:rFonts w:ascii="AU Passata" w:hAnsi="AU Passata"/>
-          <w:color w:val="76923C" w:themeColor="accent3" w:themeShade="BF"/>
-        </w:rPr>
-        <w:t>ere</w:t>
-      </w:r>
-      <w:r>
-        <w:rPr>
-          <w:rFonts w:ascii="AU Passata" w:hAnsi="AU Passata"/>
-          <w:color w:val="76923C" w:themeColor="accent3" w:themeShade="BF"/>
-        </w:rPr>
-        <w:t xml:space="preserve"> always confused as to why this method was chosen apart from the other methods that exist. </w:t>
+        <w:t>It is an abstract concept. It is difficult to visualize, to tie to anything physical, and the mathematical calculations contain many terms. They in general have trouble with probability theory and complex equations.</w:t>
       </w:r>
     </w:p>
     <w:p>
@@ -457,31 +444,66 @@
           <w:color w:val="76923C" w:themeColor="accent3" w:themeShade="BF"/>
         </w:rPr>
       </w:pPr>
+      <w:proofErr w:type="gramStart"/>
       <w:r>
         <w:rPr>
           <w:rFonts w:ascii="AU Passata" w:hAnsi="AU Passata"/>
           <w:color w:val="76923C" w:themeColor="accent3" w:themeShade="BF"/>
         </w:rPr>
-        <w:t xml:space="preserve">The most common misconception among students about this concept is that this equation is used to assess the genetic merit of animals. However, this equation merely assesses the changes in the trait from generation to generation and is not a direct reflection of the </w:t>
+        <w:t>That</w:t>
+      </w:r>
+      <w:proofErr w:type="gramEnd"/>
+      <w:r>
+        <w:rPr>
+          <w:rFonts w:ascii="AU Passata" w:hAnsi="AU Passata"/>
+          <w:color w:val="76923C" w:themeColor="accent3" w:themeShade="BF"/>
+        </w:rPr>
+        <w:t xml:space="preserve"> conjugates pop out of thin air. It is usually very difficult for them to interpret </w:t>
+      </w:r>
+      <w:proofErr w:type="gramStart"/>
+      <w:r>
+        <w:rPr>
+          <w:rFonts w:ascii="AU Passata" w:hAnsi="AU Passata"/>
+          <w:color w:val="76923C" w:themeColor="accent3" w:themeShade="BF"/>
+        </w:rPr>
+        <w:t>conjugates</w:t>
+      </w:r>
+      <w:proofErr w:type="gramEnd"/>
+      <w:r>
+        <w:rPr>
+          <w:rFonts w:ascii="AU Passata" w:hAnsi="AU Passata"/>
+          <w:color w:val="76923C" w:themeColor="accent3" w:themeShade="BF"/>
+        </w:rPr>
+        <w:t xml:space="preserve"> and this makes it very difficult for them to manipulate </w:t>
+      </w:r>
+      <w:proofErr w:type="gramStart"/>
+      <w:r>
+        <w:rPr>
+          <w:rFonts w:ascii="AU Passata" w:hAnsi="AU Passata"/>
+          <w:color w:val="76923C" w:themeColor="accent3" w:themeShade="BF"/>
+        </w:rPr>
+        <w:t>equations</w:t>
+      </w:r>
+      <w:proofErr w:type="gramEnd"/>
+      <w:r>
+        <w:rPr>
+          <w:rFonts w:ascii="AU Passata" w:hAnsi="AU Passata"/>
+          <w:color w:val="76923C" w:themeColor="accent3" w:themeShade="BF"/>
+        </w:rPr>
+        <w:t xml:space="preserve"> perform probability-based </w:t>
       </w:r>
       <w:r>
         <w:rPr>
           <w:rFonts w:ascii="AU Passata" w:hAnsi="AU Passata"/>
           <w:color w:val="76923C" w:themeColor="accent3" w:themeShade="BF"/>
         </w:rPr>
-        <w:t>animal’s</w:t>
-      </w:r>
-      <w:r>
-        <w:rPr>
-          <w:rFonts w:ascii="AU Passata" w:hAnsi="AU Passata"/>
-          <w:color w:val="76923C" w:themeColor="accent3" w:themeShade="BF"/>
-        </w:rPr>
-        <w:t xml:space="preserve"> genetic merit.</w:t>
+        <w:lastRenderedPageBreak/>
+        <w:t>classification. The students often just implement solutions without any understanding of them. This makes it very difficult for them to generalize their learning.</w:t>
       </w:r>
     </w:p>
     <w:p>
       <w:pPr>
-        <w:pStyle w:val="Overskrift1"/>
+        <w:pStyle w:val="Heading1"/>
         <w:rPr>
           <w:rFonts w:ascii="AU Passata" w:hAnsi="AU Passata"/>
         </w:rPr>
@@ -490,7 +512,6 @@
         <w:rPr>
           <w:rFonts w:ascii="AU Passata" w:hAnsi="AU Passata"/>
         </w:rPr>
-        <w:lastRenderedPageBreak/>
         <w:t>4. Learning Activity</w:t>
       </w:r>
     </w:p>
@@ -519,57 +540,153 @@
           <w:rFonts w:ascii="AU Passata" w:hAnsi="AU Passata"/>
           <w:color w:val="76923C" w:themeColor="accent3" w:themeShade="BF"/>
         </w:rPr>
-        <w:t xml:space="preserve">The students are divided into groups of 3-4 people and are all given a specific topic such as heritability and are each asked to spend a couple minutes describing the concept in their own words. After a couple of minutes, the text is passed on to the next student who will then edit and make corrections and act as peer reviewer, after that the text is passed on again. When the activity is done, we end up with 3-4 peer </w:t>
-      </w:r>
-      <w:r>
-        <w:rPr>
-          <w:rFonts w:ascii="AU Passata" w:hAnsi="AU Passata"/>
-          <w:color w:val="76923C" w:themeColor="accent3" w:themeShade="BF"/>
-        </w:rPr>
-        <w:t>reviewed</w:t>
-      </w:r>
-      <w:r>
-        <w:rPr>
-          <w:rFonts w:ascii="AU Passata" w:hAnsi="AU Passata"/>
-          <w:color w:val="76923C" w:themeColor="accent3" w:themeShade="BF"/>
-        </w:rPr>
-        <w:t xml:space="preserve"> </w:t>
-      </w:r>
-      <w:r>
-        <w:rPr>
-          <w:rFonts w:ascii="AU Passata" w:hAnsi="AU Passata"/>
-          <w:color w:val="76923C" w:themeColor="accent3" w:themeShade="BF"/>
-        </w:rPr>
-        <w:t>texts</w:t>
-      </w:r>
-      <w:r>
-        <w:rPr>
-          <w:rFonts w:ascii="AU Passata" w:hAnsi="AU Passata"/>
-          <w:color w:val="76923C" w:themeColor="accent3" w:themeShade="BF"/>
-        </w:rPr>
-        <w:t xml:space="preserve"> all descri</w:t>
-      </w:r>
-      <w:r>
-        <w:rPr>
-          <w:rFonts w:ascii="AU Passata" w:hAnsi="AU Passata"/>
-          <w:color w:val="76923C" w:themeColor="accent3" w:themeShade="BF"/>
-        </w:rPr>
-        <w:t>b</w:t>
-      </w:r>
-      <w:r>
-        <w:rPr>
-          <w:rFonts w:ascii="AU Passata" w:hAnsi="AU Passata"/>
-          <w:color w:val="76923C" w:themeColor="accent3" w:themeShade="BF"/>
-        </w:rPr>
-        <w:t>ing the concept in their own words</w:t>
+        <w:t>It is a variant of think, pair, share.</w:t>
       </w:r>
     </w:p>
     <w:p>
       <w:pPr>
         <w:rPr>
           <w:rFonts w:ascii="AU Passata" w:hAnsi="AU Passata"/>
-        </w:rPr>
-      </w:pPr>
+          <w:color w:val="76923C" w:themeColor="accent3" w:themeShade="BF"/>
+        </w:rPr>
+      </w:pPr>
+      <w:r>
+        <w:rPr>
+          <w:rFonts w:ascii="AU Passata" w:hAnsi="AU Passata"/>
+          <w:color w:val="76923C" w:themeColor="accent3" w:themeShade="BF"/>
+        </w:rPr>
+        <w:t>The students get four minutes to read and think about the questions:</w:t>
+      </w:r>
+    </w:p>
+    <w:p>
+      <w:pPr>
+        <w:pStyle w:val="ListParagraph"/>
+        <w:numPr>
+          <w:ilvl w:val="0"/>
+          <w:numId w:val="11"/>
+        </w:numPr>
+        <w:rPr>
+          <w:rFonts w:ascii="AU Passata" w:hAnsi="AU Passata"/>
+          <w:color w:val="76923C" w:themeColor="accent3" w:themeShade="BF"/>
+        </w:rPr>
+      </w:pPr>
+      <w:r>
+        <w:rPr>
+          <w:rFonts w:ascii="AU Passata" w:hAnsi="AU Passata"/>
+          <w:color w:val="76923C" w:themeColor="accent3" w:themeShade="BF"/>
+        </w:rPr>
+        <w:t>What is conjugacy</w:t>
+      </w:r>
+    </w:p>
+    <w:p>
+      <w:pPr>
+        <w:pStyle w:val="ListParagraph"/>
+        <w:numPr>
+          <w:ilvl w:val="0"/>
+          <w:numId w:val="11"/>
+        </w:numPr>
+        <w:rPr>
+          <w:rFonts w:ascii="AU Passata" w:hAnsi="AU Passata"/>
+          <w:color w:val="76923C" w:themeColor="accent3" w:themeShade="BF"/>
+        </w:rPr>
+      </w:pPr>
+      <w:r>
+        <w:rPr>
+          <w:rFonts w:ascii="AU Passata" w:hAnsi="AU Passata"/>
+          <w:color w:val="76923C" w:themeColor="accent3" w:themeShade="BF"/>
+        </w:rPr>
+        <w:t>W</w:t>
+      </w:r>
+      <w:r>
+        <w:rPr>
+          <w:rFonts w:ascii="AU Passata" w:hAnsi="AU Passata"/>
+          <w:color w:val="76923C" w:themeColor="accent3" w:themeShade="BF"/>
+        </w:rPr>
+        <w:t xml:space="preserve">here do we use it in probability-based </w:t>
+      </w:r>
+      <w:r>
+        <w:rPr>
+          <w:rFonts w:ascii="AU Passata" w:hAnsi="AU Passata"/>
+          <w:color w:val="76923C" w:themeColor="accent3" w:themeShade="BF"/>
+        </w:rPr>
+        <w:t>classification</w:t>
+      </w:r>
+    </w:p>
+    <w:p>
+      <w:pPr>
+        <w:pStyle w:val="ListParagraph"/>
+        <w:numPr>
+          <w:ilvl w:val="0"/>
+          <w:numId w:val="11"/>
+        </w:numPr>
+        <w:rPr>
+          <w:rFonts w:ascii="AU Passata" w:hAnsi="AU Passata"/>
+          <w:color w:val="76923C" w:themeColor="accent3" w:themeShade="BF"/>
+        </w:rPr>
+      </w:pPr>
+      <w:r>
+        <w:rPr>
+          <w:rFonts w:ascii="AU Passata" w:hAnsi="AU Passata"/>
+          <w:color w:val="76923C" w:themeColor="accent3" w:themeShade="BF"/>
+        </w:rPr>
+        <w:t>W</w:t>
+      </w:r>
+      <w:r>
+        <w:rPr>
+          <w:rFonts w:ascii="AU Passata" w:hAnsi="AU Passata"/>
+          <w:color w:val="76923C" w:themeColor="accent3" w:themeShade="BF"/>
+        </w:rPr>
+        <w:t>hy do we use it?</w:t>
+      </w:r>
+    </w:p>
+    <w:p>
+      <w:pPr>
+        <w:pStyle w:val="ListParagraph"/>
+        <w:numPr>
+          <w:ilvl w:val="0"/>
+          <w:numId w:val="11"/>
+        </w:numPr>
+        <w:rPr>
+          <w:rFonts w:ascii="AU Passata" w:hAnsi="AU Passata"/>
+          <w:color w:val="76923C" w:themeColor="accent3" w:themeShade="BF"/>
+        </w:rPr>
+      </w:pPr>
+      <w:r>
+        <w:rPr>
+          <w:rFonts w:ascii="AU Passata" w:hAnsi="AU Passata"/>
+          <w:color w:val="76923C" w:themeColor="accent3" w:themeShade="BF"/>
+        </w:rPr>
+        <w:t>Give an example.</w:t>
+      </w:r>
+    </w:p>
+    <w:p>
+      <w:pPr>
+        <w:rPr>
+          <w:rFonts w:ascii="AU Passata" w:hAnsi="AU Passata"/>
+          <w:color w:val="76923C" w:themeColor="accent3" w:themeShade="BF"/>
+        </w:rPr>
+      </w:pPr>
+      <w:r>
+        <w:rPr>
+          <w:rFonts w:ascii="AU Passata" w:hAnsi="AU Passata"/>
+          <w:color w:val="76923C" w:themeColor="accent3" w:themeShade="BF"/>
+        </w:rPr>
+        <w:t>They then pair up and in 5 minutes seek to find a common answer/explanation.</w:t>
+      </w:r>
+    </w:p>
+    <w:p>
+      <w:pPr>
+        <w:rPr>
+          <w:rFonts w:ascii="AU Passata" w:hAnsi="AU Passata"/>
+        </w:rPr>
+      </w:pPr>
+      <w:r>
+        <w:rPr>
+          <w:rFonts w:ascii="AU Passata" w:hAnsi="AU Passata"/>
+          <w:color w:val="76923C" w:themeColor="accent3" w:themeShade="BF"/>
+        </w:rPr>
+        <w:t>Finally, they pair up with another pair and write their central thoughts and examples on the blackboard while explaining to each other.</w:t>
+      </w:r>
     </w:p>
     <w:p>
       <w:pPr>
@@ -596,78 +713,29 @@
           <w:rFonts w:ascii="AU Passata" w:hAnsi="AU Passata"/>
           <w:color w:val="76923C" w:themeColor="accent3" w:themeShade="BF"/>
         </w:rPr>
-        <w:t xml:space="preserve">The students </w:t>
+        <w:t>The students</w:t>
       </w:r>
       <w:r>
         <w:rPr>
           <w:rFonts w:ascii="AU Passata" w:hAnsi="AU Passata"/>
           <w:color w:val="76923C" w:themeColor="accent3" w:themeShade="BF"/>
         </w:rPr>
-        <w:t>reflect</w:t>
+        <w:t xml:space="preserve"> must engage with each other and explain abstract concepts. They often</w:t>
       </w:r>
       <w:r>
         <w:rPr>
           <w:rFonts w:ascii="AU Passata" w:hAnsi="AU Passata"/>
           <w:color w:val="76923C" w:themeColor="accent3" w:themeShade="BF"/>
         </w:rPr>
-        <w:t xml:space="preserve"> over their learning and use their own words to explain it</w:t>
+        <w:t xml:space="preserve"> </w:t>
       </w:r>
       <w:r>
         <w:rPr>
           <w:rFonts w:ascii="AU Passata" w:hAnsi="AU Passata"/>
           <w:color w:val="76923C" w:themeColor="accent3" w:themeShade="BF"/>
         </w:rPr>
-        <w:t xml:space="preserve">. </w:t>
+        <w:t>fail to understand concepts because they merely implement the solutions given without understanding them. Pairing up and writing thought and examples on the blackboards force them to reflect on the subject.</w:t>
       </w:r>
-      <w:r>
-        <w:rPr>
-          <w:rFonts w:ascii="AU Passata" w:hAnsi="AU Passata"/>
-          <w:color w:val="76923C" w:themeColor="accent3" w:themeShade="BF"/>
-        </w:rPr>
-        <w:t xml:space="preserve">The students also get to act as peer </w:t>
-      </w:r>
-      <w:r>
-        <w:rPr>
-          <w:rFonts w:ascii="AU Passata" w:hAnsi="AU Passata"/>
-          <w:color w:val="76923C" w:themeColor="accent3" w:themeShade="BF"/>
-        </w:rPr>
-        <w:t>reviewers,</w:t>
-      </w:r>
-      <w:r>
-        <w:rPr>
-          <w:rFonts w:ascii="AU Passata" w:hAnsi="AU Passata"/>
-          <w:color w:val="76923C" w:themeColor="accent3" w:themeShade="BF"/>
-        </w:rPr>
-        <w:t xml:space="preserve"> which presents more opportunities to test you</w:t>
-      </w:r>
-      <w:r>
-        <w:rPr>
-          <w:rFonts w:ascii="AU Passata" w:hAnsi="AU Passata"/>
-          <w:color w:val="76923C" w:themeColor="accent3" w:themeShade="BF"/>
-        </w:rPr>
-        <w:t>r</w:t>
-      </w:r>
-      <w:r>
-        <w:rPr>
-          <w:rFonts w:ascii="AU Passata" w:hAnsi="AU Passata"/>
-          <w:color w:val="76923C" w:themeColor="accent3" w:themeShade="BF"/>
-        </w:rPr>
-        <w:t xml:space="preserve"> knowledge of a subject. This activity will also help students to understand why this specific heritability is only used in this equation and why the other types of heritabilities are not used instead</w:t>
-      </w:r>
-      <w:r>
-        <w:rPr>
-          <w:rFonts w:ascii="AU Passata" w:hAnsi="AU Passata"/>
-          <w:color w:val="76923C" w:themeColor="accent3" w:themeShade="BF"/>
-        </w:rPr>
-        <w:t>.</w:t>
-      </w:r>
-    </w:p>
-    <w:p>
-      <w:pPr>
-        <w:rPr>
-          <w:rFonts w:ascii="AU Passata" w:hAnsi="AU Passata"/>
-        </w:rPr>
-      </w:pPr>
     </w:p>
     <w:p>
       <w:pPr>
@@ -819,7 +887,7 @@
     </w:p>
     <w:p>
       <w:pPr>
-        <w:pStyle w:val="Overskrift1"/>
+        <w:pStyle w:val="Heading1"/>
         <w:rPr>
           <w:rFonts w:ascii="AU Passata" w:hAnsi="AU Passata"/>
         </w:rPr>
@@ -839,7 +907,7 @@
     </w:p>
     <w:tbl>
       <w:tblPr>
-        <w:tblStyle w:val="Tabel-Gitter"/>
+        <w:tblStyle w:val="TableGrid"/>
         <w:tblW w:w="0" w:type="auto"/>
         <w:tblLook w:val="04A0" w:firstRow="1" w:lastRow="0" w:firstColumn="1" w:lastColumn="0" w:noHBand="0" w:noVBand="1"/>
       </w:tblPr>
@@ -962,7 +1030,7 @@
                 <w:rFonts w:ascii="AU Passata" w:hAnsi="AU Passata"/>
                 <w:color w:val="76923C" w:themeColor="accent3" w:themeShade="BF"/>
               </w:rPr>
-              <w:t>Students use their own words to explain the concept</w:t>
+              <w:t>Students read questions individually and reflect</w:t>
             </w:r>
           </w:p>
         </w:tc>
@@ -990,21 +1058,14 @@
                 <w:rFonts w:ascii="AU Passata" w:hAnsi="AU Passata"/>
                 <w:color w:val="76923C" w:themeColor="accent3" w:themeShade="BF"/>
               </w:rPr>
-              <w:t xml:space="preserve">he student </w:t>
+              <w:t>he student</w:t>
             </w:r>
             <w:r>
               <w:rPr>
                 <w:rFonts w:ascii="AU Passata" w:hAnsi="AU Passata"/>
                 <w:color w:val="76923C" w:themeColor="accent3" w:themeShade="BF"/>
               </w:rPr>
-              <w:t>tests</w:t>
-            </w:r>
-            <w:r>
-              <w:rPr>
-                <w:rFonts w:ascii="AU Passata" w:hAnsi="AU Passata"/>
-                <w:color w:val="76923C" w:themeColor="accent3" w:themeShade="BF"/>
-              </w:rPr>
-              <w:t xml:space="preserve"> their own understanding</w:t>
+              <w:t>s form their own thoughts with no noise</w:t>
             </w:r>
           </w:p>
         </w:tc>
@@ -1025,7 +1086,7 @@
                 <w:rFonts w:ascii="AU Passata" w:hAnsi="AU Passata"/>
                 <w:color w:val="76923C" w:themeColor="accent3" w:themeShade="BF"/>
               </w:rPr>
-              <w:t>Encourages reflection</w:t>
+              <w:t>Quieter students are not steam rolled by louder ones</w:t>
             </w:r>
           </w:p>
         </w:tc>
@@ -1048,7 +1109,14 @@
                 <w:rFonts w:ascii="AU Passata" w:hAnsi="AU Passata"/>
                 <w:color w:val="76923C" w:themeColor="accent3" w:themeShade="BF"/>
               </w:rPr>
-              <w:t>2:05</w:t>
+              <w:t>2:0</w:t>
+            </w:r>
+            <w:r>
+              <w:rPr>
+                <w:rFonts w:ascii="AU Passata" w:hAnsi="AU Passata"/>
+                <w:color w:val="76923C" w:themeColor="accent3" w:themeShade="BF"/>
+              </w:rPr>
+              <w:t>4</w:t>
             </w:r>
           </w:p>
         </w:tc>
@@ -1069,21 +1137,15 @@
                 <w:rFonts w:ascii="AU Passata" w:hAnsi="AU Passata"/>
                 <w:color w:val="76923C" w:themeColor="accent3" w:themeShade="BF"/>
               </w:rPr>
-              <w:t xml:space="preserve">The text is passed </w:t>
+              <w:t xml:space="preserve">Students pair up, discuss the </w:t>
             </w:r>
             <w:r>
               <w:rPr>
                 <w:rFonts w:ascii="AU Passata" w:hAnsi="AU Passata"/>
                 <w:color w:val="76923C" w:themeColor="accent3" w:themeShade="BF"/>
               </w:rPr>
-              <w:t>on,</w:t>
-            </w:r>
-            <w:r>
-              <w:rPr>
-                <w:rFonts w:ascii="AU Passata" w:hAnsi="AU Passata"/>
-                <w:color w:val="76923C" w:themeColor="accent3" w:themeShade="BF"/>
-              </w:rPr>
-              <w:t xml:space="preserve"> and they now act as editor and reviewer</w:t>
+              <w:lastRenderedPageBreak/>
+              <w:t>questions, and seek to reach and agreement on suggested answers</w:t>
             </w:r>
           </w:p>
         </w:tc>
@@ -1104,108 +1166,32 @@
                 <w:rFonts w:ascii="AU Passata" w:hAnsi="AU Passata"/>
                 <w:color w:val="76923C" w:themeColor="accent3" w:themeShade="BF"/>
               </w:rPr>
-              <w:t xml:space="preserve">The student further increases understanding by fact </w:t>
+              <w:lastRenderedPageBreak/>
+              <w:t xml:space="preserve">The pairs reach an </w:t>
+            </w:r>
+            <w:proofErr w:type="gramStart"/>
+            <w:r>
+              <w:rPr>
+                <w:rFonts w:ascii="AU Passata" w:hAnsi="AU Passata"/>
+                <w:color w:val="76923C" w:themeColor="accent3" w:themeShade="BF"/>
+              </w:rPr>
+              <w:t>agreements</w:t>
+            </w:r>
+            <w:proofErr w:type="gramEnd"/>
+            <w:r>
+              <w:rPr>
+                <w:rFonts w:ascii="AU Passata" w:hAnsi="AU Passata"/>
+                <w:color w:val="76923C" w:themeColor="accent3" w:themeShade="BF"/>
+              </w:rPr>
+              <w:t xml:space="preserve"> about </w:t>
             </w:r>
             <w:r>
               <w:rPr>
                 <w:rFonts w:ascii="AU Passata" w:hAnsi="AU Passata"/>
                 <w:color w:val="76923C" w:themeColor="accent3" w:themeShade="BF"/>
               </w:rPr>
-              <w:t>checking</w:t>
-            </w:r>
-            <w:r>
-              <w:rPr>
-                <w:rFonts w:ascii="AU Passata" w:hAnsi="AU Passata"/>
-                <w:color w:val="76923C" w:themeColor="accent3" w:themeShade="BF"/>
-              </w:rPr>
-              <w:t xml:space="preserve"> the others</w:t>
-            </w:r>
-          </w:p>
-        </w:tc>
-        <w:tc>
-          <w:tcPr>
-            <w:tcW w:w="2158" w:type="dxa"/>
-          </w:tcPr>
-          <w:p>
-            <w:pPr>
-              <w:jc w:val="center"/>
-              <w:rPr>
-                <w:rFonts w:ascii="AU Passata" w:hAnsi="AU Passata"/>
-                <w:color w:val="76923C" w:themeColor="accent3" w:themeShade="BF"/>
-                <w:lang/>
-              </w:rPr>
-            </w:pPr>
-            <w:r>
-              <w:rPr>
-                <w:rFonts w:ascii="AU Passata" w:hAnsi="AU Passata"/>
-                <w:color w:val="76923C" w:themeColor="accent3" w:themeShade="BF"/>
-              </w:rPr>
-              <w:t xml:space="preserve">Test critical </w:t>
-            </w:r>
-            <w:r>
-              <w:rPr>
-                <w:rFonts w:ascii="AU Passata" w:hAnsi="AU Passata"/>
-                <w:color w:val="76923C" w:themeColor="accent3" w:themeShade="BF"/>
-              </w:rPr>
-              <w:t>thinking,</w:t>
-            </w:r>
-            <w:r>
-              <w:rPr>
-                <w:rFonts w:ascii="AU Passata" w:hAnsi="AU Passata"/>
-                <w:color w:val="76923C" w:themeColor="accent3" w:themeShade="BF"/>
-              </w:rPr>
-              <w:t xml:space="preserve"> </w:t>
-            </w:r>
-            <w:r>
-              <w:rPr>
-                <w:rFonts w:ascii="AU Passata" w:hAnsi="AU Passata"/>
-                <w:color w:val="76923C" w:themeColor="accent3" w:themeShade="BF"/>
-              </w:rPr>
-              <w:t>encourages further reflection</w:t>
-            </w:r>
-          </w:p>
-        </w:tc>
-      </w:tr>
-      <w:tr>
-        <w:tc>
-          <w:tcPr>
-            <w:tcW w:w="2157" w:type="dxa"/>
-          </w:tcPr>
-          <w:p>
-            <w:pPr>
-              <w:jc w:val="center"/>
-              <w:rPr>
-                <w:rFonts w:ascii="AU Passata" w:hAnsi="AU Passata"/>
-                <w:color w:val="76923C" w:themeColor="accent3" w:themeShade="BF"/>
-              </w:rPr>
-            </w:pPr>
-            <w:r>
-              <w:rPr>
-                <w:rFonts w:ascii="AU Passata" w:hAnsi="AU Passata"/>
-                <w:color w:val="76923C" w:themeColor="accent3" w:themeShade="BF"/>
-              </w:rPr>
-              <w:t>2:10</w:t>
-            </w:r>
-          </w:p>
-        </w:tc>
-        <w:tc>
-          <w:tcPr>
-            <w:tcW w:w="2157" w:type="dxa"/>
-          </w:tcPr>
-          <w:p>
-            <w:pPr>
-              <w:jc w:val="center"/>
-              <w:rPr>
-                <w:rFonts w:ascii="AU Passata" w:hAnsi="AU Passata"/>
-                <w:color w:val="76923C" w:themeColor="accent3" w:themeShade="BF"/>
-              </w:rPr>
-            </w:pPr>
-            <w:r>
-              <w:rPr>
-                <w:rFonts w:ascii="AU Passata" w:hAnsi="AU Passata"/>
-                <w:color w:val="76923C" w:themeColor="accent3" w:themeShade="BF"/>
-              </w:rPr>
-              <w:t>The text is passed on again</w:t>
+              <w:lastRenderedPageBreak/>
+              <w:t>concepts, solutions, and examples</w:t>
             </w:r>
           </w:p>
         </w:tc>
@@ -1226,56 +1212,16 @@
                 <w:rFonts w:ascii="AU Passata" w:hAnsi="AU Passata"/>
                 <w:color w:val="76923C" w:themeColor="accent3" w:themeShade="BF"/>
               </w:rPr>
-              <w:t>S</w:t>
+              <w:lastRenderedPageBreak/>
+              <w:t xml:space="preserve">The students must formulate their </w:t>
             </w:r>
             <w:r>
               <w:rPr>
                 <w:rFonts w:ascii="AU Passata" w:hAnsi="AU Passata"/>
                 <w:color w:val="76923C" w:themeColor="accent3" w:themeShade="BF"/>
               </w:rPr>
-              <w:t>ame</w:t>
-            </w:r>
-            <w:r>
-              <w:rPr>
-                <w:rFonts w:ascii="AU Passata" w:hAnsi="AU Passata"/>
-                <w:color w:val="76923C" w:themeColor="accent3" w:themeShade="BF"/>
-              </w:rPr>
-              <w:t xml:space="preserve"> as above</w:t>
-            </w:r>
-          </w:p>
-        </w:tc>
-        <w:tc>
-          <w:tcPr>
-            <w:tcW w:w="2158" w:type="dxa"/>
-          </w:tcPr>
-          <w:p>
-            <w:pPr>
-              <w:jc w:val="center"/>
-              <w:rPr>
-                <w:rFonts w:ascii="AU Passata" w:hAnsi="AU Passata"/>
-                <w:color w:val="76923C" w:themeColor="accent3" w:themeShade="BF"/>
-              </w:rPr>
-            </w:pPr>
-            <w:r>
-              <w:rPr>
-                <w:rFonts w:ascii="AU Passata" w:hAnsi="AU Passata"/>
-                <w:color w:val="76923C" w:themeColor="accent3" w:themeShade="BF"/>
-              </w:rPr>
-              <w:t>S</w:t>
-            </w:r>
-            <w:r>
-              <w:rPr>
-                <w:rFonts w:ascii="AU Passata" w:hAnsi="AU Passata"/>
-                <w:color w:val="76923C" w:themeColor="accent3" w:themeShade="BF"/>
-              </w:rPr>
-              <w:t>ame</w:t>
-            </w:r>
-            <w:r>
-              <w:rPr>
-                <w:rFonts w:ascii="AU Passata" w:hAnsi="AU Passata"/>
-                <w:color w:val="76923C" w:themeColor="accent3" w:themeShade="BF"/>
-              </w:rPr>
-              <w:t xml:space="preserve"> as above</w:t>
+              <w:lastRenderedPageBreak/>
+              <w:t>thoughts. Doing it in pairs takes the pressure off doing it in front of everyone</w:t>
             </w:r>
           </w:p>
         </w:tc>
@@ -1299,6 +1245,99 @@
                 <w:color w:val="76923C" w:themeColor="accent3" w:themeShade="BF"/>
               </w:rPr>
               <w:lastRenderedPageBreak/>
+              <w:t>2:</w:t>
+            </w:r>
+            <w:r>
+              <w:rPr>
+                <w:rFonts w:ascii="AU Passata" w:hAnsi="AU Passata"/>
+                <w:color w:val="76923C" w:themeColor="accent3" w:themeShade="BF"/>
+              </w:rPr>
+              <w:t>09</w:t>
+            </w:r>
+          </w:p>
+        </w:tc>
+        <w:tc>
+          <w:tcPr>
+            <w:tcW w:w="2157" w:type="dxa"/>
+          </w:tcPr>
+          <w:p>
+            <w:pPr>
+              <w:jc w:val="center"/>
+              <w:rPr>
+                <w:rFonts w:ascii="AU Passata" w:hAnsi="AU Passata"/>
+                <w:color w:val="76923C" w:themeColor="accent3" w:themeShade="BF"/>
+              </w:rPr>
+            </w:pPr>
+            <w:r>
+              <w:rPr>
+                <w:rFonts w:ascii="AU Passata" w:hAnsi="AU Passata"/>
+                <w:color w:val="76923C" w:themeColor="accent3" w:themeShade="BF"/>
+              </w:rPr>
+              <w:t>Pairs join each other, explain their thoughts and put them onto the blackboard.</w:t>
+            </w:r>
+          </w:p>
+        </w:tc>
+        <w:tc>
+          <w:tcPr>
+            <w:tcW w:w="2158" w:type="dxa"/>
+          </w:tcPr>
+          <w:p>
+            <w:pPr>
+              <w:jc w:val="center"/>
+              <w:rPr>
+                <w:rFonts w:ascii="AU Passata" w:hAnsi="AU Passata"/>
+                <w:color w:val="76923C" w:themeColor="accent3" w:themeShade="BF"/>
+              </w:rPr>
+            </w:pPr>
+            <w:r>
+              <w:rPr>
+                <w:rFonts w:ascii="AU Passata" w:hAnsi="AU Passata"/>
+                <w:color w:val="76923C" w:themeColor="accent3" w:themeShade="BF"/>
+              </w:rPr>
+              <w:t>The students write their thoughts specifically on the blackboard which is then filled with solutions suggestions</w:t>
+            </w:r>
+          </w:p>
+        </w:tc>
+        <w:tc>
+          <w:tcPr>
+            <w:tcW w:w="2158" w:type="dxa"/>
+          </w:tcPr>
+          <w:p>
+            <w:pPr>
+              <w:jc w:val="center"/>
+              <w:rPr>
+                <w:rFonts w:ascii="AU Passata" w:hAnsi="AU Passata"/>
+                <w:color w:val="76923C" w:themeColor="accent3" w:themeShade="BF"/>
+              </w:rPr>
+            </w:pPr>
+            <w:r>
+              <w:rPr>
+                <w:rFonts w:ascii="AU Passata" w:hAnsi="AU Passata"/>
+                <w:color w:val="76923C" w:themeColor="accent3" w:themeShade="BF"/>
+              </w:rPr>
+              <w:t>Students must put their thoughts into writing. This helps edging concepts into memory and practicing writing thoughts and equations.</w:t>
+            </w:r>
+          </w:p>
+        </w:tc>
+      </w:tr>
+      <w:tr>
+        <w:tc>
+          <w:tcPr>
+            <w:tcW w:w="2157" w:type="dxa"/>
+          </w:tcPr>
+          <w:p>
+            <w:pPr>
+              <w:jc w:val="center"/>
+              <w:rPr>
+                <w:rFonts w:ascii="AU Passata" w:hAnsi="AU Passata"/>
+                <w:color w:val="76923C" w:themeColor="accent3" w:themeShade="BF"/>
+              </w:rPr>
+            </w:pPr>
+            <w:r>
+              <w:rPr>
+                <w:rFonts w:ascii="AU Passata" w:hAnsi="AU Passata"/>
+                <w:color w:val="76923C" w:themeColor="accent3" w:themeShade="BF"/>
+              </w:rPr>
               <w:t>2:15</w:t>
             </w:r>
           </w:p>
@@ -1320,21 +1359,7 @@
                 <w:rFonts w:ascii="AU Passata" w:hAnsi="AU Passata"/>
                 <w:color w:val="76923C" w:themeColor="accent3" w:themeShade="BF"/>
               </w:rPr>
-              <w:t>Text</w:t>
-            </w:r>
-            <w:r>
-              <w:rPr>
-                <w:rFonts w:ascii="AU Passata" w:hAnsi="AU Passata"/>
-                <w:color w:val="76923C" w:themeColor="accent3" w:themeShade="BF"/>
-              </w:rPr>
-              <w:t>s</w:t>
-            </w:r>
-            <w:r>
-              <w:rPr>
-                <w:rFonts w:ascii="AU Passata" w:hAnsi="AU Passata"/>
-                <w:color w:val="76923C" w:themeColor="accent3" w:themeShade="BF"/>
-              </w:rPr>
-              <w:t xml:space="preserve"> are compared</w:t>
+              <w:t>The blackboard is summarized by the TA</w:t>
             </w:r>
           </w:p>
         </w:tc>
@@ -1477,7 +1502,7 @@
     </w:tbl>
     <w:p>
       <w:pPr>
-        <w:pStyle w:val="Overskrift1"/>
+        <w:pStyle w:val="Heading1"/>
         <w:rPr>
           <w:rFonts w:ascii="AU Passata" w:hAnsi="AU Passata"/>
         </w:rPr>
@@ -1514,19 +1539,12 @@
           <w:rFonts w:ascii="AU Passata" w:hAnsi="AU Passata"/>
           <w:color w:val="76923C" w:themeColor="accent3" w:themeShade="BF"/>
         </w:rPr>
-        <w:t>F</w:t>
-      </w:r>
-      <w:r>
-        <w:rPr>
-          <w:rFonts w:ascii="AU Passata" w:hAnsi="AU Passata"/>
-          <w:color w:val="76923C" w:themeColor="accent3" w:themeShade="BF"/>
-        </w:rPr>
-        <w:t>ully explain the concept</w:t>
+        <w:t>Tell other students about their thoughts, agree on concepts, and put their suggestions into writing on the blackboard.</w:t>
       </w:r>
     </w:p>
     <w:p>
       <w:pPr>
-        <w:pStyle w:val="Overskrift1"/>
+        <w:pStyle w:val="Heading1"/>
       </w:pPr>
       <w:r>
         <w:rPr>
@@ -1751,7 +1769,7 @@
     <w:lvl w:ilvl="0">
       <w:start w:val="1"/>
       <w:numFmt w:val="decimal"/>
-      <w:pStyle w:val="Opstilling-talellerbogst3"/>
+      <w:pStyle w:val="ListNumber3"/>
       <w:lvlText w:val="%1."/>
       <w:lvlJc w:val="left"/>
       <w:pPr>
@@ -1769,7 +1787,7 @@
     <w:lvl w:ilvl="0">
       <w:start w:val="1"/>
       <w:numFmt w:val="decimal"/>
-      <w:pStyle w:val="Opstilling-talellerbogst2"/>
+      <w:pStyle w:val="ListNumber2"/>
       <w:lvlText w:val="%1."/>
       <w:lvlJc w:val="left"/>
       <w:pPr>
@@ -1807,7 +1825,7 @@
     <w:lvl w:ilvl="0">
       <w:start w:val="1"/>
       <w:numFmt w:val="bullet"/>
-      <w:pStyle w:val="Opstilling-punkttegn3"/>
+      <w:pStyle w:val="ListBullet3"/>
       <w:lvlText w:val=""/>
       <w:lvlJc w:val="left"/>
       <w:pPr>
@@ -1828,7 +1846,7 @@
     <w:lvl w:ilvl="0">
       <w:start w:val="1"/>
       <w:numFmt w:val="bullet"/>
-      <w:pStyle w:val="Opstilling-punkttegn2"/>
+      <w:pStyle w:val="ListBullet2"/>
       <w:lvlText w:val=""/>
       <w:lvlJc w:val="left"/>
       <w:pPr>
@@ -1849,7 +1867,7 @@
     <w:lvl w:ilvl="0">
       <w:start w:val="1"/>
       <w:numFmt w:val="decimal"/>
-      <w:pStyle w:val="Opstilling-talellerbogst"/>
+      <w:pStyle w:val="ListNumber"/>
       <w:lvlText w:val="%1."/>
       <w:lvlJc w:val="left"/>
       <w:pPr>
@@ -1867,7 +1885,7 @@
     <w:lvl w:ilvl="0">
       <w:start w:val="1"/>
       <w:numFmt w:val="bullet"/>
-      <w:pStyle w:val="Opstilling-punkttegn"/>
+      <w:pStyle w:val="ListBullet"/>
       <w:lvlText w:val=""/>
       <w:lvlJc w:val="left"/>
       <w:pPr>
@@ -1882,6 +1900,120 @@
     </w:lvl>
   </w:abstractNum>
   <w:abstractNum w:abstractNumId="9" w15:restartNumberingAfterBreak="0">
+    <w:nsid w:val="03191315"/>
+    <w:multiLevelType w:val="hybridMultilevel"/>
+    <w:tmpl w:val="01F8C010"/>
+    <w:lvl w:ilvl="0" w:tplc="A448F686">
+      <w:start w:val="2"/>
+      <w:numFmt w:val="bullet"/>
+      <w:lvlText w:val="-"/>
+      <w:lvlJc w:val="left"/>
+      <w:pPr>
+        <w:ind w:left="720" w:hanging="360"/>
+      </w:pPr>
+      <w:rPr>
+        <w:rFonts w:ascii="AU Passata" w:eastAsiaTheme="minorEastAsia" w:hAnsi="AU Passata" w:cstheme="minorBidi" w:hint="default"/>
+        <w:color w:val="76923C" w:themeColor="accent3" w:themeShade="BF"/>
+      </w:rPr>
+    </w:lvl>
+    <w:lvl w:ilvl="1" w:tplc="20000003" w:tentative="1">
+      <w:start w:val="1"/>
+      <w:numFmt w:val="bullet"/>
+      <w:lvlText w:val="o"/>
+      <w:lvlJc w:val="left"/>
+      <w:pPr>
+        <w:ind w:left="1440" w:hanging="360"/>
+      </w:pPr>
+      <w:rPr>
+        <w:rFonts w:ascii="Courier New" w:hAnsi="Courier New" w:cs="Courier New" w:hint="default"/>
+      </w:rPr>
+    </w:lvl>
+    <w:lvl w:ilvl="2" w:tplc="20000005" w:tentative="1">
+      <w:start w:val="1"/>
+      <w:numFmt w:val="bullet"/>
+      <w:lvlText w:val=""/>
+      <w:lvlJc w:val="left"/>
+      <w:pPr>
+        <w:ind w:left="2160" w:hanging="360"/>
+      </w:pPr>
+      <w:rPr>
+        <w:rFonts w:ascii="Wingdings" w:hAnsi="Wingdings" w:hint="default"/>
+      </w:rPr>
+    </w:lvl>
+    <w:lvl w:ilvl="3" w:tplc="20000001" w:tentative="1">
+      <w:start w:val="1"/>
+      <w:numFmt w:val="bullet"/>
+      <w:lvlText w:val=""/>
+      <w:lvlJc w:val="left"/>
+      <w:pPr>
+        <w:ind w:left="2880" w:hanging="360"/>
+      </w:pPr>
+      <w:rPr>
+        <w:rFonts w:ascii="Symbol" w:hAnsi="Symbol" w:hint="default"/>
+      </w:rPr>
+    </w:lvl>
+    <w:lvl w:ilvl="4" w:tplc="20000003" w:tentative="1">
+      <w:start w:val="1"/>
+      <w:numFmt w:val="bullet"/>
+      <w:lvlText w:val="o"/>
+      <w:lvlJc w:val="left"/>
+      <w:pPr>
+        <w:ind w:left="3600" w:hanging="360"/>
+      </w:pPr>
+      <w:rPr>
+        <w:rFonts w:ascii="Courier New" w:hAnsi="Courier New" w:cs="Courier New" w:hint="default"/>
+      </w:rPr>
+    </w:lvl>
+    <w:lvl w:ilvl="5" w:tplc="20000005" w:tentative="1">
+      <w:start w:val="1"/>
+      <w:numFmt w:val="bullet"/>
+      <w:lvlText w:val=""/>
+      <w:lvlJc w:val="left"/>
+      <w:pPr>
+        <w:ind w:left="4320" w:hanging="360"/>
+      </w:pPr>
+      <w:rPr>
+        <w:rFonts w:ascii="Wingdings" w:hAnsi="Wingdings" w:hint="default"/>
+      </w:rPr>
+    </w:lvl>
+    <w:lvl w:ilvl="6" w:tplc="20000001" w:tentative="1">
+      <w:start w:val="1"/>
+      <w:numFmt w:val="bullet"/>
+      <w:lvlText w:val=""/>
+      <w:lvlJc w:val="left"/>
+      <w:pPr>
+        <w:ind w:left="5040" w:hanging="360"/>
+      </w:pPr>
+      <w:rPr>
+        <w:rFonts w:ascii="Symbol" w:hAnsi="Symbol" w:hint="default"/>
+      </w:rPr>
+    </w:lvl>
+    <w:lvl w:ilvl="7" w:tplc="20000003" w:tentative="1">
+      <w:start w:val="1"/>
+      <w:numFmt w:val="bullet"/>
+      <w:lvlText w:val="o"/>
+      <w:lvlJc w:val="left"/>
+      <w:pPr>
+        <w:ind w:left="5760" w:hanging="360"/>
+      </w:pPr>
+      <w:rPr>
+        <w:rFonts w:ascii="Courier New" w:hAnsi="Courier New" w:cs="Courier New" w:hint="default"/>
+      </w:rPr>
+    </w:lvl>
+    <w:lvl w:ilvl="8" w:tplc="20000005" w:tentative="1">
+      <w:start w:val="1"/>
+      <w:numFmt w:val="bullet"/>
+      <w:lvlText w:val=""/>
+      <w:lvlJc w:val="left"/>
+      <w:pPr>
+        <w:ind w:left="6480" w:hanging="360"/>
+      </w:pPr>
+      <w:rPr>
+        <w:rFonts w:ascii="Wingdings" w:hAnsi="Wingdings" w:hint="default"/>
+      </w:rPr>
+    </w:lvl>
+  </w:abstractNum>
+  <w:abstractNum w:abstractNumId="10" w15:restartNumberingAfterBreak="0">
     <w:nsid w:val="03E231D1"/>
     <w:multiLevelType w:val="multilevel"/>
     <w:tmpl w:val="B40E1664"/>
@@ -2058,6 +2190,9 @@
     <w:abstractNumId w:val="0"/>
   </w:num>
   <w:num w:numId="10" w16cid:durableId="1027022635">
+    <w:abstractNumId w:val="10"/>
+  </w:num>
+  <w:num w:numId="11" w16cid:durableId="1608847172">
     <w:abstractNumId w:val="9"/>
   </w:num>
 </w:numbering>
@@ -2454,11 +2589,11 @@
     <w:qFormat/>
     <w:rsid w:val="00FC693F"/>
   </w:style>
-  <w:style w:type="paragraph" w:styleId="Overskrift1">
+  <w:style w:type="paragraph" w:styleId="Heading1">
     <w:name w:val="heading 1"/>
     <w:basedOn w:val="Normal"/>
     <w:next w:val="Normal"/>
-    <w:link w:val="Overskrift1Tegn"/>
+    <w:link w:val="Heading1Char"/>
     <w:uiPriority w:val="9"/>
     <w:qFormat/>
     <w:rsid w:val="00FC693F"/>
@@ -2477,11 +2612,11 @@
       <w:szCs w:val="28"/>
     </w:rPr>
   </w:style>
-  <w:style w:type="paragraph" w:styleId="Overskrift2">
+  <w:style w:type="paragraph" w:styleId="Heading2">
     <w:name w:val="heading 2"/>
     <w:basedOn w:val="Normal"/>
     <w:next w:val="Normal"/>
-    <w:link w:val="Overskrift2Tegn"/>
+    <w:link w:val="Heading2Char"/>
     <w:uiPriority w:val="9"/>
     <w:unhideWhenUsed/>
     <w:qFormat/>
@@ -2501,11 +2636,11 @@
       <w:szCs w:val="26"/>
     </w:rPr>
   </w:style>
-  <w:style w:type="paragraph" w:styleId="Overskrift3">
+  <w:style w:type="paragraph" w:styleId="Heading3">
     <w:name w:val="heading 3"/>
     <w:basedOn w:val="Normal"/>
     <w:next w:val="Normal"/>
-    <w:link w:val="Overskrift3Tegn"/>
+    <w:link w:val="Heading3Char"/>
     <w:uiPriority w:val="9"/>
     <w:unhideWhenUsed/>
     <w:qFormat/>
@@ -2523,11 +2658,11 @@
       <w:color w:val="4F81BD" w:themeColor="accent1"/>
     </w:rPr>
   </w:style>
-  <w:style w:type="paragraph" w:styleId="Overskrift4">
+  <w:style w:type="paragraph" w:styleId="Heading4">
     <w:name w:val="heading 4"/>
     <w:basedOn w:val="Normal"/>
     <w:next w:val="Normal"/>
-    <w:link w:val="Overskrift4Tegn"/>
+    <w:link w:val="Heading4Char"/>
     <w:uiPriority w:val="9"/>
     <w:semiHidden/>
     <w:unhideWhenUsed/>
@@ -2548,11 +2683,11 @@
       <w:color w:val="4F81BD" w:themeColor="accent1"/>
     </w:rPr>
   </w:style>
-  <w:style w:type="paragraph" w:styleId="Overskrift5">
+  <w:style w:type="paragraph" w:styleId="Heading5">
     <w:name w:val="heading 5"/>
     <w:basedOn w:val="Normal"/>
     <w:next w:val="Normal"/>
-    <w:link w:val="Overskrift5Tegn"/>
+    <w:link w:val="Heading5Char"/>
     <w:uiPriority w:val="9"/>
     <w:semiHidden/>
     <w:unhideWhenUsed/>
@@ -2569,11 +2704,11 @@
       <w:color w:val="243F60" w:themeColor="accent1" w:themeShade="7F"/>
     </w:rPr>
   </w:style>
-  <w:style w:type="paragraph" w:styleId="Overskrift6">
+  <w:style w:type="paragraph" w:styleId="Heading6">
     <w:name w:val="heading 6"/>
     <w:basedOn w:val="Normal"/>
     <w:next w:val="Normal"/>
-    <w:link w:val="Overskrift6Tegn"/>
+    <w:link w:val="Heading6Char"/>
     <w:uiPriority w:val="9"/>
     <w:semiHidden/>
     <w:unhideWhenUsed/>
@@ -2592,11 +2727,11 @@
       <w:color w:val="243F60" w:themeColor="accent1" w:themeShade="7F"/>
     </w:rPr>
   </w:style>
-  <w:style w:type="paragraph" w:styleId="Overskrift7">
+  <w:style w:type="paragraph" w:styleId="Heading7">
     <w:name w:val="heading 7"/>
     <w:basedOn w:val="Normal"/>
     <w:next w:val="Normal"/>
-    <w:link w:val="Overskrift7Tegn"/>
+    <w:link w:val="Heading7Char"/>
     <w:uiPriority w:val="9"/>
     <w:semiHidden/>
     <w:unhideWhenUsed/>
@@ -2615,11 +2750,11 @@
       <w:color w:val="404040" w:themeColor="text1" w:themeTint="BF"/>
     </w:rPr>
   </w:style>
-  <w:style w:type="paragraph" w:styleId="Overskrift8">
+  <w:style w:type="paragraph" w:styleId="Heading8">
     <w:name w:val="heading 8"/>
     <w:basedOn w:val="Normal"/>
     <w:next w:val="Normal"/>
-    <w:link w:val="Overskrift8Tegn"/>
+    <w:link w:val="Heading8Char"/>
     <w:uiPriority w:val="9"/>
     <w:semiHidden/>
     <w:unhideWhenUsed/>
@@ -2638,11 +2773,11 @@
       <w:szCs w:val="20"/>
     </w:rPr>
   </w:style>
-  <w:style w:type="paragraph" w:styleId="Overskrift9">
+  <w:style w:type="paragraph" w:styleId="Heading9">
     <w:name w:val="heading 9"/>
     <w:basedOn w:val="Normal"/>
     <w:next w:val="Normal"/>
-    <w:link w:val="Overskrift9Tegn"/>
+    <w:link w:val="Heading9Char"/>
     <w:uiPriority w:val="9"/>
     <w:semiHidden/>
     <w:unhideWhenUsed/>
@@ -2663,13 +2798,12 @@
       <w:szCs w:val="20"/>
     </w:rPr>
   </w:style>
-  <w:style w:type="character" w:default="1" w:styleId="Standardskrifttypeiafsnit">
+  <w:style w:type="character" w:default="1" w:styleId="DefaultParagraphFont">
     <w:name w:val="Default Paragraph Font"/>
     <w:uiPriority w:val="1"/>
-    <w:semiHidden/>
     <w:unhideWhenUsed/>
   </w:style>
-  <w:style w:type="table" w:default="1" w:styleId="Tabel-Normal">
+  <w:style w:type="table" w:default="1" w:styleId="TableNormal">
     <w:name w:val="Normal Table"/>
     <w:uiPriority w:val="99"/>
     <w:semiHidden/>
@@ -2684,16 +2818,16 @@
       </w:tblCellMar>
     </w:tblPr>
   </w:style>
-  <w:style w:type="numbering" w:default="1" w:styleId="Ingenoversigt">
+  <w:style w:type="numbering" w:default="1" w:styleId="NoList">
     <w:name w:val="No List"/>
     <w:uiPriority w:val="99"/>
     <w:semiHidden/>
     <w:unhideWhenUsed/>
   </w:style>
-  <w:style w:type="paragraph" w:styleId="Sidehoved">
+  <w:style w:type="paragraph" w:styleId="Header">
     <w:name w:val="header"/>
     <w:basedOn w:val="Normal"/>
-    <w:link w:val="SidehovedTegn"/>
+    <w:link w:val="HeaderChar"/>
     <w:uiPriority w:val="99"/>
     <w:unhideWhenUsed/>
     <w:rsid w:val="00E618BF"/>
@@ -2705,17 +2839,17 @@
       <w:spacing w:after="0" w:line="240" w:lineRule="auto"/>
     </w:pPr>
   </w:style>
-  <w:style w:type="character" w:customStyle="1" w:styleId="SidehovedTegn">
-    <w:name w:val="Sidehoved Tegn"/>
-    <w:basedOn w:val="Standardskrifttypeiafsnit"/>
-    <w:link w:val="Sidehoved"/>
+  <w:style w:type="character" w:customStyle="1" w:styleId="HeaderChar">
+    <w:name w:val="Header Char"/>
+    <w:basedOn w:val="DefaultParagraphFont"/>
+    <w:link w:val="Header"/>
     <w:uiPriority w:val="99"/>
     <w:rsid w:val="00E618BF"/>
   </w:style>
-  <w:style w:type="paragraph" w:styleId="Sidefod">
+  <w:style w:type="paragraph" w:styleId="Footer">
     <w:name w:val="footer"/>
     <w:basedOn w:val="Normal"/>
-    <w:link w:val="SidefodTegn"/>
+    <w:link w:val="FooterChar"/>
     <w:uiPriority w:val="99"/>
     <w:unhideWhenUsed/>
     <w:rsid w:val="00E618BF"/>
@@ -2727,14 +2861,14 @@
       <w:spacing w:after="0" w:line="240" w:lineRule="auto"/>
     </w:pPr>
   </w:style>
-  <w:style w:type="character" w:customStyle="1" w:styleId="SidefodTegn">
-    <w:name w:val="Sidefod Tegn"/>
-    <w:basedOn w:val="Standardskrifttypeiafsnit"/>
-    <w:link w:val="Sidefod"/>
+  <w:style w:type="character" w:customStyle="1" w:styleId="FooterChar">
+    <w:name w:val="Footer Char"/>
+    <w:basedOn w:val="DefaultParagraphFont"/>
+    <w:link w:val="Footer"/>
     <w:uiPriority w:val="99"/>
     <w:rsid w:val="00E618BF"/>
   </w:style>
-  <w:style w:type="paragraph" w:styleId="Ingenafstand">
+  <w:style w:type="paragraph" w:styleId="NoSpacing">
     <w:name w:val="No Spacing"/>
     <w:uiPriority w:val="1"/>
     <w:qFormat/>
@@ -2743,10 +2877,10 @@
       <w:spacing w:after="0" w:line="240" w:lineRule="auto"/>
     </w:pPr>
   </w:style>
-  <w:style w:type="character" w:customStyle="1" w:styleId="Overskrift1Tegn">
-    <w:name w:val="Overskrift 1 Tegn"/>
-    <w:basedOn w:val="Standardskrifttypeiafsnit"/>
-    <w:link w:val="Overskrift1"/>
+  <w:style w:type="character" w:customStyle="1" w:styleId="Heading1Char">
+    <w:name w:val="Heading 1 Char"/>
+    <w:basedOn w:val="DefaultParagraphFont"/>
+    <w:link w:val="Heading1"/>
     <w:uiPriority w:val="9"/>
     <w:rsid w:val="00FC693F"/>
     <w:rPr>
@@ -2758,10 +2892,10 @@
       <w:szCs w:val="28"/>
     </w:rPr>
   </w:style>
-  <w:style w:type="character" w:customStyle="1" w:styleId="Overskrift2Tegn">
-    <w:name w:val="Overskrift 2 Tegn"/>
-    <w:basedOn w:val="Standardskrifttypeiafsnit"/>
-    <w:link w:val="Overskrift2"/>
+  <w:style w:type="character" w:customStyle="1" w:styleId="Heading2Char">
+    <w:name w:val="Heading 2 Char"/>
+    <w:basedOn w:val="DefaultParagraphFont"/>
+    <w:link w:val="Heading2"/>
     <w:uiPriority w:val="9"/>
     <w:rsid w:val="00FC693F"/>
     <w:rPr>
@@ -2773,10 +2907,10 @@
       <w:szCs w:val="26"/>
     </w:rPr>
   </w:style>
-  <w:style w:type="character" w:customStyle="1" w:styleId="Overskrift3Tegn">
-    <w:name w:val="Overskrift 3 Tegn"/>
-    <w:basedOn w:val="Standardskrifttypeiafsnit"/>
-    <w:link w:val="Overskrift3"/>
+  <w:style w:type="character" w:customStyle="1" w:styleId="Heading3Char">
+    <w:name w:val="Heading 3 Char"/>
+    <w:basedOn w:val="DefaultParagraphFont"/>
+    <w:link w:val="Heading3"/>
     <w:uiPriority w:val="9"/>
     <w:rsid w:val="00FC693F"/>
     <w:rPr>
@@ -2786,11 +2920,11 @@
       <w:color w:val="4F81BD" w:themeColor="accent1"/>
     </w:rPr>
   </w:style>
-  <w:style w:type="paragraph" w:styleId="Titel">
+  <w:style w:type="paragraph" w:styleId="Title">
     <w:name w:val="Title"/>
     <w:basedOn w:val="Normal"/>
     <w:next w:val="Normal"/>
-    <w:link w:val="TitelTegn"/>
+    <w:link w:val="TitleChar"/>
     <w:uiPriority w:val="10"/>
     <w:qFormat/>
     <w:rsid w:val="00FC693F"/>
@@ -2810,10 +2944,10 @@
       <w:szCs w:val="52"/>
     </w:rPr>
   </w:style>
-  <w:style w:type="character" w:customStyle="1" w:styleId="TitelTegn">
-    <w:name w:val="Titel Tegn"/>
-    <w:basedOn w:val="Standardskrifttypeiafsnit"/>
-    <w:link w:val="Titel"/>
+  <w:style w:type="character" w:customStyle="1" w:styleId="TitleChar">
+    <w:name w:val="Title Char"/>
+    <w:basedOn w:val="DefaultParagraphFont"/>
+    <w:link w:val="Title"/>
     <w:uiPriority w:val="10"/>
     <w:rsid w:val="00FC693F"/>
     <w:rPr>
@@ -2825,11 +2959,11 @@
       <w:szCs w:val="52"/>
     </w:rPr>
   </w:style>
-  <w:style w:type="paragraph" w:styleId="Undertitel">
+  <w:style w:type="paragraph" w:styleId="Subtitle">
     <w:name w:val="Subtitle"/>
     <w:basedOn w:val="Normal"/>
     <w:next w:val="Normal"/>
-    <w:link w:val="UndertitelTegn"/>
+    <w:link w:val="SubtitleChar"/>
     <w:uiPriority w:val="11"/>
     <w:qFormat/>
     <w:rsid w:val="00FC693F"/>
@@ -2848,10 +2982,10 @@
       <w:szCs w:val="24"/>
     </w:rPr>
   </w:style>
-  <w:style w:type="character" w:customStyle="1" w:styleId="UndertitelTegn">
-    <w:name w:val="Undertitel Tegn"/>
-    <w:basedOn w:val="Standardskrifttypeiafsnit"/>
-    <w:link w:val="Undertitel"/>
+  <w:style w:type="character" w:customStyle="1" w:styleId="SubtitleChar">
+    <w:name w:val="Subtitle Char"/>
+    <w:basedOn w:val="DefaultParagraphFont"/>
+    <w:link w:val="Subtitle"/>
     <w:uiPriority w:val="11"/>
     <w:rsid w:val="00FC693F"/>
     <w:rPr>
@@ -2864,7 +2998,7 @@
       <w:szCs w:val="24"/>
     </w:rPr>
   </w:style>
-  <w:style w:type="paragraph" w:styleId="Listeafsnit">
+  <w:style w:type="paragraph" w:styleId="ListParagraph">
     <w:name w:val="List Paragraph"/>
     <w:basedOn w:val="Normal"/>
     <w:uiPriority w:val="34"/>
@@ -2875,10 +3009,10 @@
       <w:contextualSpacing/>
     </w:pPr>
   </w:style>
-  <w:style w:type="paragraph" w:styleId="Brdtekst">
+  <w:style w:type="paragraph" w:styleId="BodyText">
     <w:name w:val="Body Text"/>
     <w:basedOn w:val="Normal"/>
-    <w:link w:val="BrdtekstTegn"/>
+    <w:link w:val="BodyTextChar"/>
     <w:uiPriority w:val="99"/>
     <w:unhideWhenUsed/>
     <w:rsid w:val="00AA1D8D"/>
@@ -2886,17 +3020,17 @@
       <w:spacing w:after="120"/>
     </w:pPr>
   </w:style>
-  <w:style w:type="character" w:customStyle="1" w:styleId="BrdtekstTegn">
-    <w:name w:val="Brødtekst Tegn"/>
-    <w:basedOn w:val="Standardskrifttypeiafsnit"/>
-    <w:link w:val="Brdtekst"/>
+  <w:style w:type="character" w:customStyle="1" w:styleId="BodyTextChar">
+    <w:name w:val="Body Text Char"/>
+    <w:basedOn w:val="DefaultParagraphFont"/>
+    <w:link w:val="BodyText"/>
     <w:uiPriority w:val="99"/>
     <w:rsid w:val="00AA1D8D"/>
   </w:style>
-  <w:style w:type="paragraph" w:styleId="Brdtekst2">
+  <w:style w:type="paragraph" w:styleId="BodyText2">
     <w:name w:val="Body Text 2"/>
     <w:basedOn w:val="Normal"/>
-    <w:link w:val="Brdtekst2Tegn"/>
+    <w:link w:val="BodyText2Char"/>
     <w:uiPriority w:val="99"/>
     <w:unhideWhenUsed/>
     <w:rsid w:val="00AA1D8D"/>
@@ -2904,17 +3038,17 @@
       <w:spacing w:after="120" w:line="480" w:lineRule="auto"/>
     </w:pPr>
   </w:style>
-  <w:style w:type="character" w:customStyle="1" w:styleId="Brdtekst2Tegn">
-    <w:name w:val="Brødtekst 2 Tegn"/>
-    <w:basedOn w:val="Standardskrifttypeiafsnit"/>
-    <w:link w:val="Brdtekst2"/>
+  <w:style w:type="character" w:customStyle="1" w:styleId="BodyText2Char">
+    <w:name w:val="Body Text 2 Char"/>
+    <w:basedOn w:val="DefaultParagraphFont"/>
+    <w:link w:val="BodyText2"/>
     <w:uiPriority w:val="99"/>
     <w:rsid w:val="00AA1D8D"/>
   </w:style>
-  <w:style w:type="paragraph" w:styleId="Brdtekst3">
+  <w:style w:type="paragraph" w:styleId="BodyText3">
     <w:name w:val="Body Text 3"/>
     <w:basedOn w:val="Normal"/>
-    <w:link w:val="Brdtekst3Tegn"/>
+    <w:link w:val="BodyText3Char"/>
     <w:uiPriority w:val="99"/>
     <w:unhideWhenUsed/>
     <w:rsid w:val="00AA1D8D"/>
@@ -2926,10 +3060,10 @@
       <w:szCs w:val="16"/>
     </w:rPr>
   </w:style>
-  <w:style w:type="character" w:customStyle="1" w:styleId="Brdtekst3Tegn">
-    <w:name w:val="Brødtekst 3 Tegn"/>
-    <w:basedOn w:val="Standardskrifttypeiafsnit"/>
-    <w:link w:val="Brdtekst3"/>
+  <w:style w:type="character" w:customStyle="1" w:styleId="BodyText3Char">
+    <w:name w:val="Body Text 3 Char"/>
+    <w:basedOn w:val="DefaultParagraphFont"/>
+    <w:link w:val="BodyText3"/>
     <w:uiPriority w:val="99"/>
     <w:rsid w:val="00AA1D8D"/>
     <w:rPr>
@@ -2937,7 +3071,7 @@
       <w:szCs w:val="16"/>
     </w:rPr>
   </w:style>
-  <w:style w:type="paragraph" w:styleId="Liste">
+  <w:style w:type="paragraph" w:styleId="List">
     <w:name w:val="List"/>
     <w:basedOn w:val="Normal"/>
     <w:uiPriority w:val="99"/>
@@ -2948,7 +3082,7 @@
       <w:contextualSpacing/>
     </w:pPr>
   </w:style>
-  <w:style w:type="paragraph" w:styleId="Liste2">
+  <w:style w:type="paragraph" w:styleId="List2">
     <w:name w:val="List 2"/>
     <w:basedOn w:val="Normal"/>
     <w:uiPriority w:val="99"/>
@@ -2959,7 +3093,7 @@
       <w:contextualSpacing/>
     </w:pPr>
   </w:style>
-  <w:style w:type="paragraph" w:styleId="Liste3">
+  <w:style w:type="paragraph" w:styleId="List3">
     <w:name w:val="List 3"/>
     <w:basedOn w:val="Normal"/>
     <w:uiPriority w:val="99"/>
@@ -2970,7 +3104,7 @@
       <w:contextualSpacing/>
     </w:pPr>
   </w:style>
-  <w:style w:type="paragraph" w:styleId="Opstilling-punkttegn">
+  <w:style w:type="paragraph" w:styleId="ListBullet">
     <w:name w:val="List Bullet"/>
     <w:basedOn w:val="Normal"/>
     <w:uiPriority w:val="99"/>
@@ -2983,7 +3117,7 @@
       <w:contextualSpacing/>
     </w:pPr>
   </w:style>
-  <w:style w:type="paragraph" w:styleId="Opstilling-punkttegn2">
+  <w:style w:type="paragraph" w:styleId="ListBullet2">
     <w:name w:val="List Bullet 2"/>
     <w:basedOn w:val="Normal"/>
     <w:uiPriority w:val="99"/>
@@ -2996,7 +3130,7 @@
       <w:contextualSpacing/>
     </w:pPr>
   </w:style>
-  <w:style w:type="paragraph" w:styleId="Opstilling-punkttegn3">
+  <w:style w:type="paragraph" w:styleId="ListBullet3">
     <w:name w:val="List Bullet 3"/>
     <w:basedOn w:val="Normal"/>
     <w:uiPriority w:val="99"/>
@@ -3009,7 +3143,7 @@
       <w:contextualSpacing/>
     </w:pPr>
   </w:style>
-  <w:style w:type="paragraph" w:styleId="Opstilling-talellerbogst">
+  <w:style w:type="paragraph" w:styleId="ListNumber">
     <w:name w:val="List Number"/>
     <w:basedOn w:val="Normal"/>
     <w:uiPriority w:val="99"/>
@@ -3022,7 +3156,7 @@
       <w:contextualSpacing/>
     </w:pPr>
   </w:style>
-  <w:style w:type="paragraph" w:styleId="Opstilling-talellerbogst2">
+  <w:style w:type="paragraph" w:styleId="ListNumber2">
     <w:name w:val="List Number 2"/>
     <w:basedOn w:val="Normal"/>
     <w:uiPriority w:val="99"/>
@@ -3035,7 +3169,7 @@
       <w:contextualSpacing/>
     </w:pPr>
   </w:style>
-  <w:style w:type="paragraph" w:styleId="Opstilling-talellerbogst3">
+  <w:style w:type="paragraph" w:styleId="ListNumber3">
     <w:name w:val="List Number 3"/>
     <w:basedOn w:val="Normal"/>
     <w:uiPriority w:val="99"/>
@@ -3048,7 +3182,7 @@
       <w:contextualSpacing/>
     </w:pPr>
   </w:style>
-  <w:style w:type="paragraph" w:styleId="Opstilling-forts">
+  <w:style w:type="paragraph" w:styleId="ListContinue">
     <w:name w:val="List Continue"/>
     <w:basedOn w:val="Normal"/>
     <w:uiPriority w:val="99"/>
@@ -3060,7 +3194,7 @@
       <w:contextualSpacing/>
     </w:pPr>
   </w:style>
-  <w:style w:type="paragraph" w:styleId="Opstilling-forts2">
+  <w:style w:type="paragraph" w:styleId="ListContinue2">
     <w:name w:val="List Continue 2"/>
     <w:basedOn w:val="Normal"/>
     <w:uiPriority w:val="99"/>
@@ -3072,7 +3206,7 @@
       <w:contextualSpacing/>
     </w:pPr>
   </w:style>
-  <w:style w:type="paragraph" w:styleId="Opstilling-forts3">
+  <w:style w:type="paragraph" w:styleId="ListContinue3">
     <w:name w:val="List Continue 3"/>
     <w:basedOn w:val="Normal"/>
     <w:uiPriority w:val="99"/>
@@ -3084,9 +3218,9 @@
       <w:contextualSpacing/>
     </w:pPr>
   </w:style>
-  <w:style w:type="paragraph" w:styleId="Makrotekst">
+  <w:style w:type="paragraph" w:styleId="MacroText">
     <w:name w:val="macro"/>
-    <w:link w:val="MakrotekstTegn"/>
+    <w:link w:val="MacroTextChar"/>
     <w:uiPriority w:val="99"/>
     <w:unhideWhenUsed/>
     <w:rsid w:val="0029639D"/>
@@ -3107,10 +3241,10 @@
       <w:szCs w:val="20"/>
     </w:rPr>
   </w:style>
-  <w:style w:type="character" w:customStyle="1" w:styleId="MakrotekstTegn">
-    <w:name w:val="Makrotekst Tegn"/>
-    <w:basedOn w:val="Standardskrifttypeiafsnit"/>
-    <w:link w:val="Makrotekst"/>
+  <w:style w:type="character" w:customStyle="1" w:styleId="MacroTextChar">
+    <w:name w:val="Macro Text Char"/>
+    <w:basedOn w:val="DefaultParagraphFont"/>
+    <w:link w:val="MacroText"/>
     <w:uiPriority w:val="99"/>
     <w:rsid w:val="0029639D"/>
     <w:rPr>
@@ -3119,11 +3253,11 @@
       <w:szCs w:val="20"/>
     </w:rPr>
   </w:style>
-  <w:style w:type="paragraph" w:styleId="Citat">
+  <w:style w:type="paragraph" w:styleId="Quote">
     <w:name w:val="Quote"/>
     <w:basedOn w:val="Normal"/>
     <w:next w:val="Normal"/>
-    <w:link w:val="CitatTegn"/>
+    <w:link w:val="QuoteChar"/>
     <w:uiPriority w:val="29"/>
     <w:qFormat/>
     <w:rsid w:val="00FC693F"/>
@@ -3133,10 +3267,10 @@
       <w:color w:val="000000" w:themeColor="text1"/>
     </w:rPr>
   </w:style>
-  <w:style w:type="character" w:customStyle="1" w:styleId="CitatTegn">
-    <w:name w:val="Citat Tegn"/>
-    <w:basedOn w:val="Standardskrifttypeiafsnit"/>
-    <w:link w:val="Citat"/>
+  <w:style w:type="character" w:customStyle="1" w:styleId="QuoteChar">
+    <w:name w:val="Quote Char"/>
+    <w:basedOn w:val="DefaultParagraphFont"/>
+    <w:link w:val="Quote"/>
     <w:uiPriority w:val="29"/>
     <w:rsid w:val="00FC693F"/>
     <w:rPr>
@@ -3145,10 +3279,10 @@
       <w:color w:val="000000" w:themeColor="text1"/>
     </w:rPr>
   </w:style>
-  <w:style w:type="character" w:customStyle="1" w:styleId="Overskrift4Tegn">
-    <w:name w:val="Overskrift 4 Tegn"/>
-    <w:basedOn w:val="Standardskrifttypeiafsnit"/>
-    <w:link w:val="Overskrift4"/>
+  <w:style w:type="character" w:customStyle="1" w:styleId="Heading4Char">
+    <w:name w:val="Heading 4 Char"/>
+    <w:basedOn w:val="DefaultParagraphFont"/>
+    <w:link w:val="Heading4"/>
     <w:uiPriority w:val="9"/>
     <w:semiHidden/>
     <w:rsid w:val="00FC693F"/>
@@ -3161,10 +3295,10 @@
       <w:color w:val="4F81BD" w:themeColor="accent1"/>
     </w:rPr>
   </w:style>
-  <w:style w:type="character" w:customStyle="1" w:styleId="Overskrift5Tegn">
-    <w:name w:val="Overskrift 5 Tegn"/>
-    <w:basedOn w:val="Standardskrifttypeiafsnit"/>
-    <w:link w:val="Overskrift5"/>
+  <w:style w:type="character" w:customStyle="1" w:styleId="Heading5Char">
+    <w:name w:val="Heading 5 Char"/>
+    <w:basedOn w:val="DefaultParagraphFont"/>
+    <w:link w:val="Heading5"/>
     <w:uiPriority w:val="9"/>
     <w:semiHidden/>
     <w:rsid w:val="00FC693F"/>
@@ -3173,10 +3307,10 @@
       <w:color w:val="243F60" w:themeColor="accent1" w:themeShade="7F"/>
     </w:rPr>
   </w:style>
-  <w:style w:type="character" w:customStyle="1" w:styleId="Overskrift6Tegn">
-    <w:name w:val="Overskrift 6 Tegn"/>
-    <w:basedOn w:val="Standardskrifttypeiafsnit"/>
-    <w:link w:val="Overskrift6"/>
+  <w:style w:type="character" w:customStyle="1" w:styleId="Heading6Char">
+    <w:name w:val="Heading 6 Char"/>
+    <w:basedOn w:val="DefaultParagraphFont"/>
+    <w:link w:val="Heading6"/>
     <w:uiPriority w:val="9"/>
     <w:semiHidden/>
     <w:rsid w:val="00FC693F"/>
@@ -3187,10 +3321,10 @@
       <w:color w:val="243F60" w:themeColor="accent1" w:themeShade="7F"/>
     </w:rPr>
   </w:style>
-  <w:style w:type="character" w:customStyle="1" w:styleId="Overskrift7Tegn">
-    <w:name w:val="Overskrift 7 Tegn"/>
-    <w:basedOn w:val="Standardskrifttypeiafsnit"/>
-    <w:link w:val="Overskrift7"/>
+  <w:style w:type="character" w:customStyle="1" w:styleId="Heading7Char">
+    <w:name w:val="Heading 7 Char"/>
+    <w:basedOn w:val="DefaultParagraphFont"/>
+    <w:link w:val="Heading7"/>
     <w:uiPriority w:val="9"/>
     <w:semiHidden/>
     <w:rsid w:val="00FC693F"/>
@@ -3201,10 +3335,10 @@
       <w:color w:val="404040" w:themeColor="text1" w:themeTint="BF"/>
     </w:rPr>
   </w:style>
-  <w:style w:type="character" w:customStyle="1" w:styleId="Overskrift8Tegn">
-    <w:name w:val="Overskrift 8 Tegn"/>
-    <w:basedOn w:val="Standardskrifttypeiafsnit"/>
-    <w:link w:val="Overskrift8"/>
+  <w:style w:type="character" w:customStyle="1" w:styleId="Heading8Char">
+    <w:name w:val="Heading 8 Char"/>
+    <w:basedOn w:val="DefaultParagraphFont"/>
+    <w:link w:val="Heading8"/>
     <w:uiPriority w:val="9"/>
     <w:semiHidden/>
     <w:rsid w:val="00FC693F"/>
@@ -3215,10 +3349,10 @@
       <w:szCs w:val="20"/>
     </w:rPr>
   </w:style>
-  <w:style w:type="character" w:customStyle="1" w:styleId="Overskrift9Tegn">
-    <w:name w:val="Overskrift 9 Tegn"/>
-    <w:basedOn w:val="Standardskrifttypeiafsnit"/>
-    <w:link w:val="Overskrift9"/>
+  <w:style w:type="character" w:customStyle="1" w:styleId="Heading9Char">
+    <w:name w:val="Heading 9 Char"/>
+    <w:basedOn w:val="DefaultParagraphFont"/>
+    <w:link w:val="Heading9"/>
     <w:uiPriority w:val="9"/>
     <w:semiHidden/>
     <w:rsid w:val="00FC693F"/>
@@ -3231,7 +3365,7 @@
       <w:szCs w:val="20"/>
     </w:rPr>
   </w:style>
-  <w:style w:type="paragraph" w:styleId="Billedtekst">
+  <w:style w:type="paragraph" w:styleId="Caption">
     <w:name w:val="caption"/>
     <w:basedOn w:val="Normal"/>
     <w:next w:val="Normal"/>
@@ -3251,9 +3385,9 @@
       <w:szCs w:val="18"/>
     </w:rPr>
   </w:style>
-  <w:style w:type="character" w:styleId="Strk">
+  <w:style w:type="character" w:styleId="Strong">
     <w:name w:val="Strong"/>
-    <w:basedOn w:val="Standardskrifttypeiafsnit"/>
+    <w:basedOn w:val="DefaultParagraphFont"/>
     <w:uiPriority w:val="22"/>
     <w:qFormat/>
     <w:rsid w:val="00FC693F"/>
@@ -3262,9 +3396,9 @@
       <w:bCs/>
     </w:rPr>
   </w:style>
-  <w:style w:type="character" w:styleId="Fremhv">
+  <w:style w:type="character" w:styleId="Emphasis">
     <w:name w:val="Emphasis"/>
-    <w:basedOn w:val="Standardskrifttypeiafsnit"/>
+    <w:basedOn w:val="DefaultParagraphFont"/>
     <w:uiPriority w:val="20"/>
     <w:qFormat/>
     <w:rsid w:val="00FC693F"/>
@@ -3273,11 +3407,11 @@
       <w:iCs/>
     </w:rPr>
   </w:style>
-  <w:style w:type="paragraph" w:styleId="Strktcitat">
+  <w:style w:type="paragraph" w:styleId="IntenseQuote">
     <w:name w:val="Intense Quote"/>
     <w:basedOn w:val="Normal"/>
     <w:next w:val="Normal"/>
-    <w:link w:val="StrktcitatTegn"/>
+    <w:link w:val="IntenseQuoteChar"/>
     <w:uiPriority w:val="30"/>
     <w:qFormat/>
     <w:rsid w:val="00FC693F"/>
@@ -3296,10 +3430,10 @@
       <w:color w:val="4F81BD" w:themeColor="accent1"/>
     </w:rPr>
   </w:style>
-  <w:style w:type="character" w:customStyle="1" w:styleId="StrktcitatTegn">
-    <w:name w:val="Stærkt citat Tegn"/>
-    <w:basedOn w:val="Standardskrifttypeiafsnit"/>
-    <w:link w:val="Strktcitat"/>
+  <w:style w:type="character" w:customStyle="1" w:styleId="IntenseQuoteChar">
+    <w:name w:val="Intense Quote Char"/>
+    <w:basedOn w:val="DefaultParagraphFont"/>
+    <w:link w:val="IntenseQuote"/>
     <w:uiPriority w:val="30"/>
     <w:rsid w:val="00FC693F"/>
     <w:rPr>
@@ -3310,9 +3444,9 @@
       <w:color w:val="4F81BD" w:themeColor="accent1"/>
     </w:rPr>
   </w:style>
-  <w:style w:type="character" w:styleId="Svagfremhvning">
+  <w:style w:type="character" w:styleId="SubtleEmphasis">
     <w:name w:val="Subtle Emphasis"/>
-    <w:basedOn w:val="Standardskrifttypeiafsnit"/>
+    <w:basedOn w:val="DefaultParagraphFont"/>
     <w:uiPriority w:val="19"/>
     <w:qFormat/>
     <w:rsid w:val="00FC693F"/>
@@ -3322,9 +3456,9 @@
       <w:color w:val="808080" w:themeColor="text1" w:themeTint="7F"/>
     </w:rPr>
   </w:style>
-  <w:style w:type="character" w:styleId="Kraftigfremhvning">
+  <w:style w:type="character" w:styleId="IntenseEmphasis">
     <w:name w:val="Intense Emphasis"/>
-    <w:basedOn w:val="Standardskrifttypeiafsnit"/>
+    <w:basedOn w:val="DefaultParagraphFont"/>
     <w:uiPriority w:val="21"/>
     <w:qFormat/>
     <w:rsid w:val="00FC693F"/>
@@ -3336,9 +3470,9 @@
       <w:color w:val="4F81BD" w:themeColor="accent1"/>
     </w:rPr>
   </w:style>
-  <w:style w:type="character" w:styleId="Svaghenvisning">
+  <w:style w:type="character" w:styleId="SubtleReference">
     <w:name w:val="Subtle Reference"/>
-    <w:basedOn w:val="Standardskrifttypeiafsnit"/>
+    <w:basedOn w:val="DefaultParagraphFont"/>
     <w:uiPriority w:val="31"/>
     <w:qFormat/>
     <w:rsid w:val="00FC693F"/>
@@ -3348,9 +3482,9 @@
       <w:u w:val="single"/>
     </w:rPr>
   </w:style>
-  <w:style w:type="character" w:styleId="Kraftighenvisning">
+  <w:style w:type="character" w:styleId="IntenseReference">
     <w:name w:val="Intense Reference"/>
-    <w:basedOn w:val="Standardskrifttypeiafsnit"/>
+    <w:basedOn w:val="DefaultParagraphFont"/>
     <w:uiPriority w:val="32"/>
     <w:qFormat/>
     <w:rsid w:val="00FC693F"/>
@@ -3363,9 +3497,9 @@
       <w:u w:val="single"/>
     </w:rPr>
   </w:style>
-  <w:style w:type="character" w:styleId="Bogenstitel">
+  <w:style w:type="character" w:styleId="BookTitle">
     <w:name w:val="Book Title"/>
-    <w:basedOn w:val="Standardskrifttypeiafsnit"/>
+    <w:basedOn w:val="DefaultParagraphFont"/>
     <w:uiPriority w:val="33"/>
     <w:qFormat/>
     <w:rsid w:val="00FC693F"/>
@@ -3376,9 +3510,9 @@
       <w:spacing w:val="5"/>
     </w:rPr>
   </w:style>
-  <w:style w:type="paragraph" w:styleId="Overskrift">
+  <w:style w:type="paragraph" w:styleId="TOCHeading">
     <w:name w:val="TOC Heading"/>
-    <w:basedOn w:val="Overskrift1"/>
+    <w:basedOn w:val="Heading1"/>
     <w:next w:val="Normal"/>
     <w:uiPriority w:val="39"/>
     <w:semiHidden/>
@@ -3389,9 +3523,9 @@
       <w:outlineLvl w:val="9"/>
     </w:pPr>
   </w:style>
-  <w:style w:type="table" w:styleId="Tabel-Gitter">
+  <w:style w:type="table" w:styleId="TableGrid">
     <w:name w:val="Table Grid"/>
-    <w:basedOn w:val="Tabel-Normal"/>
+    <w:basedOn w:val="TableNormal"/>
     <w:uiPriority w:val="59"/>
     <w:rsid w:val="00FC693F"/>
     <w:pPr>
@@ -3408,9 +3542,9 @@
       </w:tblBorders>
     </w:tblPr>
   </w:style>
-  <w:style w:type="table" w:styleId="Lysskygge">
+  <w:style w:type="table" w:styleId="LightShading">
     <w:name w:val="Light Shading"/>
-    <w:basedOn w:val="Tabel-Normal"/>
+    <w:basedOn w:val="TableNormal"/>
     <w:uiPriority w:val="60"/>
     <w:rsid w:val="00FC693F"/>
     <w:pPr>
@@ -3504,9 +3638,9 @@
       </w:tcPr>
     </w:tblStylePr>
   </w:style>
-  <w:style w:type="table" w:styleId="Lysskygge-farve1">
+  <w:style w:type="table" w:styleId="LightShading-Accent1">
     <w:name w:val="Light Shading Accent 1"/>
-    <w:basedOn w:val="Tabel-Normal"/>
+    <w:basedOn w:val="TableNormal"/>
     <w:uiPriority w:val="60"/>
     <w:rsid w:val="00FC693F"/>
     <w:pPr>
@@ -3600,9 +3734,9 @@
       </w:tcPr>
     </w:tblStylePr>
   </w:style>
-  <w:style w:type="table" w:styleId="Lysskygge-fremhvningsfarve2">
+  <w:style w:type="table" w:styleId="LightShading-Accent2">
     <w:name w:val="Light Shading Accent 2"/>
-    <w:basedOn w:val="Tabel-Normal"/>
+    <w:basedOn w:val="TableNormal"/>
     <w:uiPriority w:val="60"/>
     <w:rsid w:val="00FC693F"/>
     <w:pPr>
@@ -3696,9 +3830,9 @@
       </w:tcPr>
     </w:tblStylePr>
   </w:style>
-  <w:style w:type="table" w:styleId="Lysskygge-fremhvningsfarve3">
+  <w:style w:type="table" w:styleId="LightShading-Accent3">
     <w:name w:val="Light Shading Accent 3"/>
-    <w:basedOn w:val="Tabel-Normal"/>
+    <w:basedOn w:val="TableNormal"/>
     <w:uiPriority w:val="60"/>
     <w:rsid w:val="00FC693F"/>
     <w:pPr>
@@ -3792,9 +3926,9 @@
       </w:tcPr>
     </w:tblStylePr>
   </w:style>
-  <w:style w:type="table" w:styleId="Lysskygge-fremhvningsfarve4">
+  <w:style w:type="table" w:styleId="LightShading-Accent4">
     <w:name w:val="Light Shading Accent 4"/>
-    <w:basedOn w:val="Tabel-Normal"/>
+    <w:basedOn w:val="TableNormal"/>
     <w:uiPriority w:val="60"/>
     <w:rsid w:val="00FC693F"/>
     <w:pPr>
@@ -3888,9 +4022,9 @@
       </w:tcPr>
     </w:tblStylePr>
   </w:style>
-  <w:style w:type="table" w:styleId="Lysskygge-fremhvningsfarve5">
+  <w:style w:type="table" w:styleId="LightShading-Accent5">
     <w:name w:val="Light Shading Accent 5"/>
-    <w:basedOn w:val="Tabel-Normal"/>
+    <w:basedOn w:val="TableNormal"/>
     <w:uiPriority w:val="60"/>
     <w:rsid w:val="00FC693F"/>
     <w:pPr>
@@ -3984,9 +4118,9 @@
       </w:tcPr>
     </w:tblStylePr>
   </w:style>
-  <w:style w:type="table" w:styleId="Lysskygge-fremhvningsfarve6">
+  <w:style w:type="table" w:styleId="LightShading-Accent6">
     <w:name w:val="Light Shading Accent 6"/>
-    <w:basedOn w:val="Tabel-Normal"/>
+    <w:basedOn w:val="TableNormal"/>
     <w:uiPriority w:val="60"/>
     <w:rsid w:val="00FC693F"/>
     <w:pPr>
@@ -4080,9 +4214,9 @@
       </w:tcPr>
     </w:tblStylePr>
   </w:style>
-  <w:style w:type="table" w:styleId="Lysliste">
+  <w:style w:type="table" w:styleId="LightList">
     <w:name w:val="Light List"/>
-    <w:basedOn w:val="Tabel-Normal"/>
+    <w:basedOn w:val="TableNormal"/>
     <w:uiPriority w:val="61"/>
     <w:rsid w:val="00FC693F"/>
     <w:pPr>
@@ -4165,9 +4299,9 @@
       </w:tcPr>
     </w:tblStylePr>
   </w:style>
-  <w:style w:type="table" w:styleId="Lysliste-farve1">
+  <w:style w:type="table" w:styleId="LightList-Accent1">
     <w:name w:val="Light List Accent 1"/>
-    <w:basedOn w:val="Tabel-Normal"/>
+    <w:basedOn w:val="TableNormal"/>
     <w:uiPriority w:val="61"/>
     <w:rsid w:val="00FC693F"/>
     <w:pPr>
@@ -4250,9 +4384,9 @@
       </w:tcPr>
     </w:tblStylePr>
   </w:style>
-  <w:style w:type="table" w:styleId="Lysliste-fremhvningsfarve2">
+  <w:style w:type="table" w:styleId="LightList-Accent2">
     <w:name w:val="Light List Accent 2"/>
-    <w:basedOn w:val="Tabel-Normal"/>
+    <w:basedOn w:val="TableNormal"/>
     <w:uiPriority w:val="61"/>
     <w:rsid w:val="00CB0664"/>
     <w:pPr>
@@ -4335,9 +4469,9 @@
       </w:tcPr>
     </w:tblStylePr>
   </w:style>
-  <w:style w:type="table" w:styleId="Lysliste-fremhvningsfarve3">
+  <w:style w:type="table" w:styleId="LightList-Accent3">
     <w:name w:val="Light List Accent 3"/>
-    <w:basedOn w:val="Tabel-Normal"/>
+    <w:basedOn w:val="TableNormal"/>
     <w:uiPriority w:val="61"/>
     <w:rsid w:val="00CB0664"/>
     <w:pPr>
@@ -4420,9 +4554,9 @@
       </w:tcPr>
     </w:tblStylePr>
   </w:style>
-  <w:style w:type="table" w:styleId="Lysliste-fremhvningsfarve4">
+  <w:style w:type="table" w:styleId="LightList-Accent4">
     <w:name w:val="Light List Accent 4"/>
-    <w:basedOn w:val="Tabel-Normal"/>
+    <w:basedOn w:val="TableNormal"/>
     <w:uiPriority w:val="61"/>
     <w:rsid w:val="00CB0664"/>
     <w:pPr>
@@ -4505,9 +4639,9 @@
       </w:tcPr>
     </w:tblStylePr>
   </w:style>
-  <w:style w:type="table" w:styleId="Lysliste-fremhvningsfarve5">
+  <w:style w:type="table" w:styleId="LightList-Accent5">
     <w:name w:val="Light List Accent 5"/>
-    <w:basedOn w:val="Tabel-Normal"/>
+    <w:basedOn w:val="TableNormal"/>
     <w:uiPriority w:val="61"/>
     <w:rsid w:val="00CB0664"/>
     <w:pPr>
@@ -4590,9 +4724,9 @@
       </w:tcPr>
     </w:tblStylePr>
   </w:style>
-  <w:style w:type="table" w:styleId="Lysliste-fremhvningsfarve6">
+  <w:style w:type="table" w:styleId="LightList-Accent6">
     <w:name w:val="Light List Accent 6"/>
-    <w:basedOn w:val="Tabel-Normal"/>
+    <w:basedOn w:val="TableNormal"/>
     <w:uiPriority w:val="61"/>
     <w:rsid w:val="00CB0664"/>
     <w:pPr>
@@ -4675,9 +4809,9 @@
       </w:tcPr>
     </w:tblStylePr>
   </w:style>
-  <w:style w:type="table" w:styleId="Lystgitter">
+  <w:style w:type="table" w:styleId="LightGrid">
     <w:name w:val="Light Grid"/>
-    <w:basedOn w:val="Tabel-Normal"/>
+    <w:basedOn w:val="TableNormal"/>
     <w:uiPriority w:val="62"/>
     <w:rsid w:val="00CB0664"/>
     <w:pPr>
@@ -4798,9 +4932,9 @@
       </w:tcPr>
     </w:tblStylePr>
   </w:style>
-  <w:style w:type="table" w:styleId="Lystgitter-farve1">
+  <w:style w:type="table" w:styleId="LightGrid-Accent1">
     <w:name w:val="Light Grid Accent 1"/>
-    <w:basedOn w:val="Tabel-Normal"/>
+    <w:basedOn w:val="TableNormal"/>
     <w:uiPriority w:val="62"/>
     <w:rsid w:val="00CB0664"/>
     <w:pPr>
@@ -4921,9 +5055,9 @@
       </w:tcPr>
     </w:tblStylePr>
   </w:style>
-  <w:style w:type="table" w:styleId="Lystgitter-fremhvningsfarve2">
+  <w:style w:type="table" w:styleId="LightGrid-Accent2">
     <w:name w:val="Light Grid Accent 2"/>
-    <w:basedOn w:val="Tabel-Normal"/>
+    <w:basedOn w:val="TableNormal"/>
     <w:uiPriority w:val="62"/>
     <w:rsid w:val="00CB0664"/>
     <w:pPr>
@@ -5044,9 +5178,9 @@
       </w:tcPr>
     </w:tblStylePr>
   </w:style>
-  <w:style w:type="table" w:styleId="Lystgitter-fremhvningsfarve3">
+  <w:style w:type="table" w:styleId="LightGrid-Accent3">
     <w:name w:val="Light Grid Accent 3"/>
-    <w:basedOn w:val="Tabel-Normal"/>
+    <w:basedOn w:val="TableNormal"/>
     <w:uiPriority w:val="62"/>
     <w:rsid w:val="00CB0664"/>
     <w:pPr>
@@ -5167,9 +5301,9 @@
       </w:tcPr>
     </w:tblStylePr>
   </w:style>
-  <w:style w:type="table" w:styleId="Lystgitter-fremhvningsfarve4">
+  <w:style w:type="table" w:styleId="LightGrid-Accent4">
     <w:name w:val="Light Grid Accent 4"/>
-    <w:basedOn w:val="Tabel-Normal"/>
+    <w:basedOn w:val="TableNormal"/>
     <w:uiPriority w:val="62"/>
     <w:rsid w:val="00CB0664"/>
     <w:pPr>
@@ -5290,9 +5424,9 @@
       </w:tcPr>
     </w:tblStylePr>
   </w:style>
-  <w:style w:type="table" w:styleId="Lystgitter-fremhvningsfarve5">
+  <w:style w:type="table" w:styleId="LightGrid-Accent5">
     <w:name w:val="Light Grid Accent 5"/>
-    <w:basedOn w:val="Tabel-Normal"/>
+    <w:basedOn w:val="TableNormal"/>
     <w:uiPriority w:val="62"/>
     <w:rsid w:val="00CB0664"/>
     <w:pPr>
@@ -5413,9 +5547,9 @@
       </w:tcPr>
     </w:tblStylePr>
   </w:style>
-  <w:style w:type="table" w:styleId="Lystgitter-fremhvningsfarve6">
+  <w:style w:type="table" w:styleId="LightGrid-Accent6">
     <w:name w:val="Light Grid Accent 6"/>
-    <w:basedOn w:val="Tabel-Normal"/>
+    <w:basedOn w:val="TableNormal"/>
     <w:uiPriority w:val="62"/>
     <w:rsid w:val="00CB0664"/>
     <w:pPr>
@@ -5536,9 +5670,9 @@
       </w:tcPr>
     </w:tblStylePr>
   </w:style>
-  <w:style w:type="table" w:styleId="Mediumskygge1">
+  <w:style w:type="table" w:styleId="MediumShading1">
     <w:name w:val="Medium Shading 1"/>
-    <w:basedOn w:val="Tabel-Normal"/>
+    <w:basedOn w:val="TableNormal"/>
     <w:uiPriority w:val="63"/>
     <w:rsid w:val="00CB0664"/>
     <w:pPr>
@@ -5635,9 +5769,9 @@
       </w:tcPr>
     </w:tblStylePr>
   </w:style>
-  <w:style w:type="table" w:styleId="Mediumskygge1-farve1">
+  <w:style w:type="table" w:styleId="MediumShading1-Accent1">
     <w:name w:val="Medium Shading 1 Accent 1"/>
-    <w:basedOn w:val="Tabel-Normal"/>
+    <w:basedOn w:val="TableNormal"/>
     <w:uiPriority w:val="63"/>
     <w:rsid w:val="00CB0664"/>
     <w:pPr>
@@ -5734,9 +5868,9 @@
       </w:tcPr>
     </w:tblStylePr>
   </w:style>
-  <w:style w:type="table" w:styleId="Mediumskygge1-fremhvningsfarve2">
+  <w:style w:type="table" w:styleId="MediumShading1-Accent2">
     <w:name w:val="Medium Shading 1 Accent 2"/>
-    <w:basedOn w:val="Tabel-Normal"/>
+    <w:basedOn w:val="TableNormal"/>
     <w:uiPriority w:val="63"/>
     <w:rsid w:val="00CB0664"/>
     <w:pPr>
@@ -5833,9 +5967,9 @@
       </w:tcPr>
     </w:tblStylePr>
   </w:style>
-  <w:style w:type="table" w:styleId="Mediumskygge1-fremhvningsfarve3">
+  <w:style w:type="table" w:styleId="MediumShading1-Accent3">
     <w:name w:val="Medium Shading 1 Accent 3"/>
-    <w:basedOn w:val="Tabel-Normal"/>
+    <w:basedOn w:val="TableNormal"/>
     <w:uiPriority w:val="63"/>
     <w:rsid w:val="00CB0664"/>
     <w:pPr>
@@ -5932,9 +6066,9 @@
       </w:tcPr>
     </w:tblStylePr>
   </w:style>
-  <w:style w:type="table" w:styleId="Mediumskygge1-fremhvningsfarve4">
+  <w:style w:type="table" w:styleId="MediumShading1-Accent4">
     <w:name w:val="Medium Shading 1 Accent 4"/>
-    <w:basedOn w:val="Tabel-Normal"/>
+    <w:basedOn w:val="TableNormal"/>
     <w:uiPriority w:val="63"/>
     <w:rsid w:val="00CB0664"/>
     <w:pPr>
@@ -6031,9 +6165,9 @@
       </w:tcPr>
     </w:tblStylePr>
   </w:style>
-  <w:style w:type="table" w:styleId="Mediumskygge1-fremhvningsfarve5">
+  <w:style w:type="table" w:styleId="MediumShading1-Accent5">
     <w:name w:val="Medium Shading 1 Accent 5"/>
-    <w:basedOn w:val="Tabel-Normal"/>
+    <w:basedOn w:val="TableNormal"/>
     <w:uiPriority w:val="63"/>
     <w:rsid w:val="00CB0664"/>
     <w:pPr>
@@ -6130,9 +6264,9 @@
       </w:tcPr>
     </w:tblStylePr>
   </w:style>
-  <w:style w:type="table" w:styleId="Mediumskygge1-fremhvningsfarve6">
+  <w:style w:type="table" w:styleId="MediumShading1-Accent6">
     <w:name w:val="Medium Shading 1 Accent 6"/>
-    <w:basedOn w:val="Tabel-Normal"/>
+    <w:basedOn w:val="TableNormal"/>
     <w:uiPriority w:val="63"/>
     <w:rsid w:val="00CB0664"/>
     <w:pPr>
@@ -6229,9 +6363,9 @@
       </w:tcPr>
     </w:tblStylePr>
   </w:style>
-  <w:style w:type="table" w:styleId="Mediumskygge2">
+  <w:style w:type="table" w:styleId="MediumShading2">
     <w:name w:val="Medium Shading 2"/>
-    <w:basedOn w:val="Tabel-Normal"/>
+    <w:basedOn w:val="TableNormal"/>
     <w:uiPriority w:val="64"/>
     <w:rsid w:val="00CB0664"/>
     <w:pPr>
@@ -6371,9 +6505,9 @@
       </w:tcPr>
     </w:tblStylePr>
   </w:style>
-  <w:style w:type="table" w:styleId="Mediumskygge2-farve1">
+  <w:style w:type="table" w:styleId="MediumShading2-Accent1">
     <w:name w:val="Medium Shading 2 Accent 1"/>
-    <w:basedOn w:val="Tabel-Normal"/>
+    <w:basedOn w:val="TableNormal"/>
     <w:uiPriority w:val="64"/>
     <w:rsid w:val="00CB0664"/>
     <w:pPr>
@@ -6513,9 +6647,9 @@
       </w:tcPr>
     </w:tblStylePr>
   </w:style>
-  <w:style w:type="table" w:styleId="Mediumskygge2-fremhvningsfarve2">
+  <w:style w:type="table" w:styleId="MediumShading2-Accent2">
     <w:name w:val="Medium Shading 2 Accent 2"/>
-    <w:basedOn w:val="Tabel-Normal"/>
+    <w:basedOn w:val="TableNormal"/>
     <w:uiPriority w:val="64"/>
     <w:rsid w:val="00CB0664"/>
     <w:pPr>
@@ -6655,9 +6789,9 @@
       </w:tcPr>
     </w:tblStylePr>
   </w:style>
-  <w:style w:type="table" w:styleId="Mediumskygge2-fremhvningsfarve3">
+  <w:style w:type="table" w:styleId="MediumShading2-Accent3">
     <w:name w:val="Medium Shading 2 Accent 3"/>
-    <w:basedOn w:val="Tabel-Normal"/>
+    <w:basedOn w:val="TableNormal"/>
     <w:uiPriority w:val="64"/>
     <w:rsid w:val="00CB0664"/>
     <w:pPr>
@@ -6797,9 +6931,9 @@
       </w:tcPr>
     </w:tblStylePr>
   </w:style>
-  <w:style w:type="table" w:styleId="Mediumskygge2-fremhvningsfarve4">
+  <w:style w:type="table" w:styleId="MediumShading2-Accent4">
     <w:name w:val="Medium Shading 2 Accent 4"/>
-    <w:basedOn w:val="Tabel-Normal"/>
+    <w:basedOn w:val="TableNormal"/>
     <w:uiPriority w:val="64"/>
     <w:rsid w:val="00CB0664"/>
     <w:pPr>
@@ -6939,9 +7073,9 @@
       </w:tcPr>
     </w:tblStylePr>
   </w:style>
-  <w:style w:type="table" w:styleId="Mediumskygge2-fremhvningsfarve5">
+  <w:style w:type="table" w:styleId="MediumShading2-Accent5">
     <w:name w:val="Medium Shading 2 Accent 5"/>
-    <w:basedOn w:val="Tabel-Normal"/>
+    <w:basedOn w:val="TableNormal"/>
     <w:uiPriority w:val="64"/>
     <w:rsid w:val="00CB0664"/>
     <w:pPr>
@@ -7081,9 +7215,9 @@
       </w:tcPr>
     </w:tblStylePr>
   </w:style>
-  <w:style w:type="table" w:styleId="Mediumskygge2-fremhvningsfarve6">
+  <w:style w:type="table" w:styleId="MediumShading2-Accent6">
     <w:name w:val="Medium Shading 2 Accent 6"/>
-    <w:basedOn w:val="Tabel-Normal"/>
+    <w:basedOn w:val="TableNormal"/>
     <w:uiPriority w:val="64"/>
     <w:rsid w:val="00CB0664"/>
     <w:pPr>
@@ -7223,9 +7357,9 @@
       </w:tcPr>
     </w:tblStylePr>
   </w:style>
-  <w:style w:type="table" w:styleId="Mediumliste1">
+  <w:style w:type="table" w:styleId="MediumList1">
     <w:name w:val="Medium List 1"/>
-    <w:basedOn w:val="Tabel-Normal"/>
+    <w:basedOn w:val="TableNormal"/>
     <w:uiPriority w:val="65"/>
     <w:rsid w:val="00CB0664"/>
     <w:pPr>
@@ -7300,9 +7434,9 @@
       </w:tcPr>
     </w:tblStylePr>
   </w:style>
-  <w:style w:type="table" w:styleId="Mediumliste1-farve1">
+  <w:style w:type="table" w:styleId="MediumList1-Accent1">
     <w:name w:val="Medium List 1 Accent 1"/>
-    <w:basedOn w:val="Tabel-Normal"/>
+    <w:basedOn w:val="TableNormal"/>
     <w:uiPriority w:val="65"/>
     <w:rsid w:val="00CB0664"/>
     <w:pPr>
@@ -7377,9 +7511,9 @@
       </w:tcPr>
     </w:tblStylePr>
   </w:style>
-  <w:style w:type="table" w:styleId="Mediumliste1-fremhvningsfarve2">
+  <w:style w:type="table" w:styleId="MediumList1-Accent2">
     <w:name w:val="Medium List 1 Accent 2"/>
-    <w:basedOn w:val="Tabel-Normal"/>
+    <w:basedOn w:val="TableNormal"/>
     <w:uiPriority w:val="65"/>
     <w:rsid w:val="00CB0664"/>
     <w:pPr>
@@ -7454,9 +7588,9 @@
       </w:tcPr>
     </w:tblStylePr>
   </w:style>
-  <w:style w:type="table" w:styleId="Mediumliste1-fremhvningsfarve3">
+  <w:style w:type="table" w:styleId="MediumList1-Accent3">
     <w:name w:val="Medium List 1 Accent 3"/>
-    <w:basedOn w:val="Tabel-Normal"/>
+    <w:basedOn w:val="TableNormal"/>
     <w:uiPriority w:val="65"/>
     <w:rsid w:val="00CB0664"/>
     <w:pPr>
@@ -7531,9 +7665,9 @@
       </w:tcPr>
     </w:tblStylePr>
   </w:style>
-  <w:style w:type="table" w:styleId="Mediumliste1-fremhvningsfarve4">
+  <w:style w:type="table" w:styleId="MediumList1-Accent4">
     <w:name w:val="Medium List 1 Accent 4"/>
-    <w:basedOn w:val="Tabel-Normal"/>
+    <w:basedOn w:val="TableNormal"/>
     <w:uiPriority w:val="65"/>
     <w:rsid w:val="00CB0664"/>
     <w:pPr>
@@ -7608,9 +7742,9 @@
       </w:tcPr>
     </w:tblStylePr>
   </w:style>
-  <w:style w:type="table" w:styleId="Mediumliste1-fremhvningsfarve5">
+  <w:style w:type="table" w:styleId="MediumList1-Accent5">
     <w:name w:val="Medium List 1 Accent 5"/>
-    <w:basedOn w:val="Tabel-Normal"/>
+    <w:basedOn w:val="TableNormal"/>
     <w:uiPriority w:val="65"/>
     <w:rsid w:val="00CB0664"/>
     <w:pPr>
@@ -7685,9 +7819,9 @@
       </w:tcPr>
     </w:tblStylePr>
   </w:style>
-  <w:style w:type="table" w:styleId="Mediumliste1-fremhvningsfarve6">
+  <w:style w:type="table" w:styleId="MediumList1-Accent6">
     <w:name w:val="Medium List 1 Accent 6"/>
-    <w:basedOn w:val="Tabel-Normal"/>
+    <w:basedOn w:val="TableNormal"/>
     <w:uiPriority w:val="65"/>
     <w:rsid w:val="00CB0664"/>
     <w:pPr>
@@ -7762,9 +7896,9 @@
       </w:tcPr>
     </w:tblStylePr>
   </w:style>
-  <w:style w:type="table" w:styleId="Mediumliste2">
+  <w:style w:type="table" w:styleId="MediumList2">
     <w:name w:val="Medium List 2"/>
-    <w:basedOn w:val="Tabel-Normal"/>
+    <w:basedOn w:val="TableNormal"/>
     <w:uiPriority w:val="66"/>
     <w:rsid w:val="00CB0664"/>
     <w:pPr>
@@ -7883,9 +8017,9 @@
       </w:tcPr>
     </w:tblStylePr>
   </w:style>
-  <w:style w:type="table" w:styleId="Mediumliste2-fremhvningsfarve1">
+  <w:style w:type="table" w:styleId="MediumList2-Accent1">
     <w:name w:val="Medium List 2 Accent 1"/>
-    <w:basedOn w:val="Tabel-Normal"/>
+    <w:basedOn w:val="TableNormal"/>
     <w:uiPriority w:val="66"/>
     <w:rsid w:val="00CB0664"/>
     <w:pPr>
@@ -8004,9 +8138,9 @@
       </w:tcPr>
     </w:tblStylePr>
   </w:style>
-  <w:style w:type="table" w:styleId="Mediumliste2-fremhvningsfarve2">
+  <w:style w:type="table" w:styleId="MediumList2-Accent2">
     <w:name w:val="Medium List 2 Accent 2"/>
-    <w:basedOn w:val="Tabel-Normal"/>
+    <w:basedOn w:val="TableNormal"/>
     <w:uiPriority w:val="66"/>
     <w:rsid w:val="00CB0664"/>
     <w:pPr>
@@ -8125,9 +8259,9 @@
       </w:tcPr>
     </w:tblStylePr>
   </w:style>
-  <w:style w:type="table" w:styleId="Mediumliste2-fremhvningsfarve3">
+  <w:style w:type="table" w:styleId="MediumList2-Accent3">
     <w:name w:val="Medium List 2 Accent 3"/>
-    <w:basedOn w:val="Tabel-Normal"/>
+    <w:basedOn w:val="TableNormal"/>
     <w:uiPriority w:val="66"/>
     <w:rsid w:val="00CB0664"/>
     <w:pPr>
@@ -8246,9 +8380,9 @@
       </w:tcPr>
     </w:tblStylePr>
   </w:style>
-  <w:style w:type="table" w:styleId="Mediumliste2-fremhvningsfarve4">
+  <w:style w:type="table" w:styleId="MediumList2-Accent4">
     <w:name w:val="Medium List 2 Accent 4"/>
-    <w:basedOn w:val="Tabel-Normal"/>
+    <w:basedOn w:val="TableNormal"/>
     <w:uiPriority w:val="66"/>
     <w:rsid w:val="00CB0664"/>
     <w:pPr>
@@ -8367,9 +8501,9 @@
       </w:tcPr>
     </w:tblStylePr>
   </w:style>
-  <w:style w:type="table" w:styleId="Mediumliste2-fremhvningsfarve5">
+  <w:style w:type="table" w:styleId="MediumList2-Accent5">
     <w:name w:val="Medium List 2 Accent 5"/>
-    <w:basedOn w:val="Tabel-Normal"/>
+    <w:basedOn w:val="TableNormal"/>
     <w:uiPriority w:val="66"/>
     <w:rsid w:val="00CB0664"/>
     <w:pPr>
@@ -8488,9 +8622,9 @@
       </w:tcPr>
     </w:tblStylePr>
   </w:style>
-  <w:style w:type="table" w:styleId="Mediumliste2-fremhvningsfarve6">
+  <w:style w:type="table" w:styleId="MediumList2-Accent6">
     <w:name w:val="Medium List 2 Accent 6"/>
-    <w:basedOn w:val="Tabel-Normal"/>
+    <w:basedOn w:val="TableNormal"/>
     <w:uiPriority w:val="66"/>
     <w:rsid w:val="00CB0664"/>
     <w:pPr>
@@ -8609,9 +8743,9 @@
       </w:tcPr>
     </w:tblStylePr>
   </w:style>
-  <w:style w:type="table" w:styleId="Mediumgitter1">
+  <w:style w:type="table" w:styleId="MediumGrid1">
     <w:name w:val="Medium Grid 1"/>
-    <w:basedOn w:val="Tabel-Normal"/>
+    <w:basedOn w:val="TableNormal"/>
     <w:uiPriority w:val="67"/>
     <w:rsid w:val="00CB0664"/>
     <w:pPr>
@@ -8675,9 +8809,9 @@
       </w:tcPr>
     </w:tblStylePr>
   </w:style>
-  <w:style w:type="table" w:styleId="Mediumgitter1-fremhvningsfarve1">
+  <w:style w:type="table" w:styleId="MediumGrid1-Accent1">
     <w:name w:val="Medium Grid 1 Accent 1"/>
-    <w:basedOn w:val="Tabel-Normal"/>
+    <w:basedOn w:val="TableNormal"/>
     <w:uiPriority w:val="67"/>
     <w:rsid w:val="00CB0664"/>
     <w:pPr>
@@ -8741,9 +8875,9 @@
       </w:tcPr>
     </w:tblStylePr>
   </w:style>
-  <w:style w:type="table" w:styleId="Mediumgitter1-fremhvningsfarve2">
+  <w:style w:type="table" w:styleId="MediumGrid1-Accent2">
     <w:name w:val="Medium Grid 1 Accent 2"/>
-    <w:basedOn w:val="Tabel-Normal"/>
+    <w:basedOn w:val="TableNormal"/>
     <w:uiPriority w:val="67"/>
     <w:rsid w:val="00CB0664"/>
     <w:pPr>
@@ -8807,9 +8941,9 @@
       </w:tcPr>
     </w:tblStylePr>
   </w:style>
-  <w:style w:type="table" w:styleId="Mediumgitter1-fremhvningsfarve3">
+  <w:style w:type="table" w:styleId="MediumGrid1-Accent3">
     <w:name w:val="Medium Grid 1 Accent 3"/>
-    <w:basedOn w:val="Tabel-Normal"/>
+    <w:basedOn w:val="TableNormal"/>
     <w:uiPriority w:val="67"/>
     <w:rsid w:val="00CB0664"/>
     <w:pPr>
@@ -8873,9 +9007,9 @@
       </w:tcPr>
     </w:tblStylePr>
   </w:style>
-  <w:style w:type="table" w:styleId="Mediumgitter1-fremhvningsfarve4">
+  <w:style w:type="table" w:styleId="MediumGrid1-Accent4">
     <w:name w:val="Medium Grid 1 Accent 4"/>
-    <w:basedOn w:val="Tabel-Normal"/>
+    <w:basedOn w:val="TableNormal"/>
     <w:uiPriority w:val="67"/>
     <w:rsid w:val="00CB0664"/>
     <w:pPr>
@@ -8939,9 +9073,9 @@
       </w:tcPr>
     </w:tblStylePr>
   </w:style>
-  <w:style w:type="table" w:styleId="Mediumgitter1-fremhvningsfarve5">
+  <w:style w:type="table" w:styleId="MediumGrid1-Accent5">
     <w:name w:val="Medium Grid 1 Accent 5"/>
-    <w:basedOn w:val="Tabel-Normal"/>
+    <w:basedOn w:val="TableNormal"/>
     <w:uiPriority w:val="67"/>
     <w:rsid w:val="00CB0664"/>
     <w:pPr>
@@ -9005,9 +9139,9 @@
       </w:tcPr>
     </w:tblStylePr>
   </w:style>
-  <w:style w:type="table" w:styleId="Mediumgitter1-fremhvningsfarve6">
+  <w:style w:type="table" w:styleId="MediumGrid1-Accent6">
     <w:name w:val="Medium Grid 1 Accent 6"/>
-    <w:basedOn w:val="Tabel-Normal"/>
+    <w:basedOn w:val="TableNormal"/>
     <w:uiPriority w:val="67"/>
     <w:rsid w:val="00CB0664"/>
     <w:pPr>
@@ -9071,9 +9205,9 @@
       </w:tcPr>
     </w:tblStylePr>
   </w:style>
-  <w:style w:type="table" w:styleId="Mediumgitter2">
+  <w:style w:type="table" w:styleId="MediumGrid2">
     <w:name w:val="Medium Grid 2"/>
-    <w:basedOn w:val="Tabel-Normal"/>
+    <w:basedOn w:val="TableNormal"/>
     <w:uiPriority w:val="68"/>
     <w:rsid w:val="00CB0664"/>
     <w:pPr>
@@ -9189,9 +9323,9 @@
       </w:tcPr>
     </w:tblStylePr>
   </w:style>
-  <w:style w:type="table" w:styleId="Mediumgitter2-fremhvningsfarve1">
+  <w:style w:type="table" w:styleId="MediumGrid2-Accent1">
     <w:name w:val="Medium Grid 2 Accent 1"/>
-    <w:basedOn w:val="Tabel-Normal"/>
+    <w:basedOn w:val="TableNormal"/>
     <w:uiPriority w:val="68"/>
     <w:rsid w:val="00CB0664"/>
     <w:pPr>
@@ -9307,9 +9441,9 @@
       </w:tcPr>
     </w:tblStylePr>
   </w:style>
-  <w:style w:type="table" w:styleId="Mediumgitter2-fremhvningsfarve2">
+  <w:style w:type="table" w:styleId="MediumGrid2-Accent2">
     <w:name w:val="Medium Grid 2 Accent 2"/>
-    <w:basedOn w:val="Tabel-Normal"/>
+    <w:basedOn w:val="TableNormal"/>
     <w:uiPriority w:val="68"/>
     <w:rsid w:val="00CB0664"/>
     <w:pPr>
@@ -9425,9 +9559,9 @@
       </w:tcPr>
     </w:tblStylePr>
   </w:style>
-  <w:style w:type="table" w:styleId="Mediumgitter2-fremhvningsfarve3">
+  <w:style w:type="table" w:styleId="MediumGrid2-Accent3">
     <w:name w:val="Medium Grid 2 Accent 3"/>
-    <w:basedOn w:val="Tabel-Normal"/>
+    <w:basedOn w:val="TableNormal"/>
     <w:uiPriority w:val="68"/>
     <w:rsid w:val="00CB0664"/>
     <w:pPr>
@@ -9543,9 +9677,9 @@
       </w:tcPr>
     </w:tblStylePr>
   </w:style>
-  <w:style w:type="table" w:styleId="Mediumgitter2-fremhvningsfarve4">
+  <w:style w:type="table" w:styleId="MediumGrid2-Accent4">
     <w:name w:val="Medium Grid 2 Accent 4"/>
-    <w:basedOn w:val="Tabel-Normal"/>
+    <w:basedOn w:val="TableNormal"/>
     <w:uiPriority w:val="68"/>
     <w:rsid w:val="00CB0664"/>
     <w:pPr>
@@ -9661,9 +9795,9 @@
       </w:tcPr>
     </w:tblStylePr>
   </w:style>
-  <w:style w:type="table" w:styleId="Mediumgitter2-fremhvningsfarve5">
+  <w:style w:type="table" w:styleId="MediumGrid2-Accent5">
     <w:name w:val="Medium Grid 2 Accent 5"/>
-    <w:basedOn w:val="Tabel-Normal"/>
+    <w:basedOn w:val="TableNormal"/>
     <w:uiPriority w:val="68"/>
     <w:rsid w:val="00CB0664"/>
     <w:pPr>
@@ -9779,9 +9913,9 @@
       </w:tcPr>
     </w:tblStylePr>
   </w:style>
-  <w:style w:type="table" w:styleId="Mediumgitter2-fremhvningsfarve6">
+  <w:style w:type="table" w:styleId="MediumGrid2-Accent6">
     <w:name w:val="Medium Grid 2 Accent 6"/>
-    <w:basedOn w:val="Tabel-Normal"/>
+    <w:basedOn w:val="TableNormal"/>
     <w:uiPriority w:val="68"/>
     <w:rsid w:val="00CB0664"/>
     <w:pPr>
@@ -9897,9 +10031,9 @@
       </w:tcPr>
     </w:tblStylePr>
   </w:style>
-  <w:style w:type="table" w:styleId="Mediumgitter3">
+  <w:style w:type="table" w:styleId="MediumGrid3">
     <w:name w:val="Medium Grid 3"/>
-    <w:basedOn w:val="Tabel-Normal"/>
+    <w:basedOn w:val="TableNormal"/>
     <w:uiPriority w:val="69"/>
     <w:rsid w:val="00CB0664"/>
     <w:pPr>
@@ -10031,9 +10165,9 @@
       </w:tcPr>
     </w:tblStylePr>
   </w:style>
-  <w:style w:type="table" w:styleId="Mediumgitter3-fremhvningsfarve1">
+  <w:style w:type="table" w:styleId="MediumGrid3-Accent1">
     <w:name w:val="Medium Grid 3 Accent 1"/>
-    <w:basedOn w:val="Tabel-Normal"/>
+    <w:basedOn w:val="TableNormal"/>
     <w:uiPriority w:val="69"/>
     <w:rsid w:val="00CB0664"/>
     <w:pPr>
@@ -10165,9 +10299,9 @@
       </w:tcPr>
     </w:tblStylePr>
   </w:style>
-  <w:style w:type="table" w:styleId="Mediumgitter3-fremhvningsfarve2">
+  <w:style w:type="table" w:styleId="MediumGrid3-Accent2">
     <w:name w:val="Medium Grid 3 Accent 2"/>
-    <w:basedOn w:val="Tabel-Normal"/>
+    <w:basedOn w:val="TableNormal"/>
     <w:uiPriority w:val="69"/>
     <w:rsid w:val="00CB0664"/>
     <w:pPr>
@@ -10299,9 +10433,9 @@
       </w:tcPr>
     </w:tblStylePr>
   </w:style>
-  <w:style w:type="table" w:styleId="Mediumgitter3-fremhvningsfarve3">
+  <w:style w:type="table" w:styleId="MediumGrid3-Accent3">
     <w:name w:val="Medium Grid 3 Accent 3"/>
-    <w:basedOn w:val="Tabel-Normal"/>
+    <w:basedOn w:val="TableNormal"/>
     <w:uiPriority w:val="69"/>
     <w:rsid w:val="00CB0664"/>
     <w:pPr>
@@ -10433,9 +10567,9 @@
       </w:tcPr>
     </w:tblStylePr>
   </w:style>
-  <w:style w:type="table" w:styleId="Mediumgitter3-fremhvningsfarve4">
+  <w:style w:type="table" w:styleId="MediumGrid3-Accent4">
     <w:name w:val="Medium Grid 3 Accent 4"/>
-    <w:basedOn w:val="Tabel-Normal"/>
+    <w:basedOn w:val="TableNormal"/>
     <w:uiPriority w:val="69"/>
     <w:rsid w:val="00CB0664"/>
     <w:pPr>
@@ -10567,9 +10701,9 @@
       </w:tcPr>
     </w:tblStylePr>
   </w:style>
-  <w:style w:type="table" w:styleId="Mediumgitter3-fremhvningsfarve5">
+  <w:style w:type="table" w:styleId="MediumGrid3-Accent5">
     <w:name w:val="Medium Grid 3 Accent 5"/>
-    <w:basedOn w:val="Tabel-Normal"/>
+    <w:basedOn w:val="TableNormal"/>
     <w:uiPriority w:val="69"/>
     <w:rsid w:val="00CB0664"/>
     <w:pPr>
@@ -10701,9 +10835,9 @@
       </w:tcPr>
     </w:tblStylePr>
   </w:style>
-  <w:style w:type="table" w:styleId="Mediumgitter3-fremhvningsfarve6">
+  <w:style w:type="table" w:styleId="MediumGrid3-Accent6">
     <w:name w:val="Medium Grid 3 Accent 6"/>
-    <w:basedOn w:val="Tabel-Normal"/>
+    <w:basedOn w:val="TableNormal"/>
     <w:uiPriority w:val="69"/>
     <w:rsid w:val="00CB0664"/>
     <w:pPr>
@@ -10835,9 +10969,9 @@
       </w:tcPr>
     </w:tblStylePr>
   </w:style>
-  <w:style w:type="table" w:styleId="Mrkliste">
+  <w:style w:type="table" w:styleId="DarkList">
     <w:name w:val="Dark List"/>
-    <w:basedOn w:val="Tabel-Normal"/>
+    <w:basedOn w:val="TableNormal"/>
     <w:uiPriority w:val="70"/>
     <w:rsid w:val="00CB0664"/>
     <w:pPr>
@@ -10942,9 +11076,9 @@
       </w:tcPr>
     </w:tblStylePr>
   </w:style>
-  <w:style w:type="table" w:styleId="Mrkliste-fremhvningsfarve1">
+  <w:style w:type="table" w:styleId="DarkList-Accent1">
     <w:name w:val="Dark List Accent 1"/>
-    <w:basedOn w:val="Tabel-Normal"/>
+    <w:basedOn w:val="TableNormal"/>
     <w:uiPriority w:val="70"/>
     <w:rsid w:val="00CB0664"/>
     <w:pPr>
@@ -11049,9 +11183,9 @@
       </w:tcPr>
     </w:tblStylePr>
   </w:style>
-  <w:style w:type="table" w:styleId="Mrkliste-fremhvningsfarve2">
+  <w:style w:type="table" w:styleId="DarkList-Accent2">
     <w:name w:val="Dark List Accent 2"/>
-    <w:basedOn w:val="Tabel-Normal"/>
+    <w:basedOn w:val="TableNormal"/>
     <w:uiPriority w:val="70"/>
     <w:rsid w:val="00CB0664"/>
     <w:pPr>
@@ -11156,9 +11290,9 @@
       </w:tcPr>
     </w:tblStylePr>
   </w:style>
-  <w:style w:type="table" w:styleId="Mrkliste-fremhvningsfarve3">
+  <w:style w:type="table" w:styleId="DarkList-Accent3">
     <w:name w:val="Dark List Accent 3"/>
-    <w:basedOn w:val="Tabel-Normal"/>
+    <w:basedOn w:val="TableNormal"/>
     <w:uiPriority w:val="70"/>
     <w:rsid w:val="00CB0664"/>
     <w:pPr>
@@ -11263,9 +11397,9 @@
       </w:tcPr>
     </w:tblStylePr>
   </w:style>
-  <w:style w:type="table" w:styleId="Mrkliste-fremhvningsfarve4">
+  <w:style w:type="table" w:styleId="DarkList-Accent4">
     <w:name w:val="Dark List Accent 4"/>
-    <w:basedOn w:val="Tabel-Normal"/>
+    <w:basedOn w:val="TableNormal"/>
     <w:uiPriority w:val="70"/>
     <w:rsid w:val="00CB0664"/>
     <w:pPr>
@@ -11370,9 +11504,9 @@
       </w:tcPr>
     </w:tblStylePr>
   </w:style>
-  <w:style w:type="table" w:styleId="Mrkliste-fremhvningsfarve5">
+  <w:style w:type="table" w:styleId="DarkList-Accent5">
     <w:name w:val="Dark List Accent 5"/>
-    <w:basedOn w:val="Tabel-Normal"/>
+    <w:basedOn w:val="TableNormal"/>
     <w:uiPriority w:val="70"/>
     <w:rsid w:val="00CB0664"/>
     <w:pPr>
@@ -11477,9 +11611,9 @@
       </w:tcPr>
     </w:tblStylePr>
   </w:style>
-  <w:style w:type="table" w:styleId="Mrkliste-fremhvningsfarve6">
+  <w:style w:type="table" w:styleId="DarkList-Accent6">
     <w:name w:val="Dark List Accent 6"/>
-    <w:basedOn w:val="Tabel-Normal"/>
+    <w:basedOn w:val="TableNormal"/>
     <w:uiPriority w:val="70"/>
     <w:rsid w:val="00CB0664"/>
     <w:pPr>
@@ -11584,9 +11718,9 @@
       </w:tcPr>
     </w:tblStylePr>
   </w:style>
-  <w:style w:type="table" w:styleId="Farvetskygge">
+  <w:style w:type="table" w:styleId="ColorfulShading">
     <w:name w:val="Colorful Shading"/>
-    <w:basedOn w:val="Tabel-Normal"/>
+    <w:basedOn w:val="TableNormal"/>
     <w:uiPriority w:val="71"/>
     <w:rsid w:val="00CB0664"/>
     <w:pPr>
@@ -11699,9 +11833,9 @@
       </w:rPr>
     </w:tblStylePr>
   </w:style>
-  <w:style w:type="table" w:styleId="Farvetskygge-fremhvningsfarve1">
+  <w:style w:type="table" w:styleId="ColorfulShading-Accent1">
     <w:name w:val="Colorful Shading Accent 1"/>
-    <w:basedOn w:val="Tabel-Normal"/>
+    <w:basedOn w:val="TableNormal"/>
     <w:uiPriority w:val="71"/>
     <w:rsid w:val="00CB0664"/>
     <w:pPr>
@@ -11814,9 +11948,9 @@
       </w:rPr>
     </w:tblStylePr>
   </w:style>
-  <w:style w:type="table" w:styleId="Farvetskygge-fremhvningsfarve2">
+  <w:style w:type="table" w:styleId="ColorfulShading-Accent2">
     <w:name w:val="Colorful Shading Accent 2"/>
-    <w:basedOn w:val="Tabel-Normal"/>
+    <w:basedOn w:val="TableNormal"/>
     <w:uiPriority w:val="71"/>
     <w:rsid w:val="00CB0664"/>
     <w:pPr>
@@ -11929,9 +12063,9 @@
       </w:rPr>
     </w:tblStylePr>
   </w:style>
-  <w:style w:type="table" w:styleId="Farvetskygge-fremhvningsfarve3">
+  <w:style w:type="table" w:styleId="ColorfulShading-Accent3">
     <w:name w:val="Colorful Shading Accent 3"/>
-    <w:basedOn w:val="Tabel-Normal"/>
+    <w:basedOn w:val="TableNormal"/>
     <w:uiPriority w:val="71"/>
     <w:rsid w:val="00CB0664"/>
     <w:pPr>
@@ -12034,9 +12168,9 @@
       </w:tcPr>
     </w:tblStylePr>
   </w:style>
-  <w:style w:type="table" w:styleId="Farvetskygge-fremhvningsfarve4">
+  <w:style w:type="table" w:styleId="ColorfulShading-Accent4">
     <w:name w:val="Colorful Shading Accent 4"/>
-    <w:basedOn w:val="Tabel-Normal"/>
+    <w:basedOn w:val="TableNormal"/>
     <w:uiPriority w:val="71"/>
     <w:rsid w:val="00CB0664"/>
     <w:pPr>
@@ -12149,9 +12283,9 @@
       </w:rPr>
     </w:tblStylePr>
   </w:style>
-  <w:style w:type="table" w:styleId="Farvetskygge-fremhvningsfarve5">
+  <w:style w:type="table" w:styleId="ColorfulShading-Accent5">
     <w:name w:val="Colorful Shading Accent 5"/>
-    <w:basedOn w:val="Tabel-Normal"/>
+    <w:basedOn w:val="TableNormal"/>
     <w:uiPriority w:val="71"/>
     <w:rsid w:val="00CB0664"/>
     <w:pPr>
@@ -12264,9 +12398,9 @@
       </w:rPr>
     </w:tblStylePr>
   </w:style>
-  <w:style w:type="table" w:styleId="Farvetskygge-fremhvningsfarve6">
+  <w:style w:type="table" w:styleId="ColorfulShading-Accent6">
     <w:name w:val="Colorful Shading Accent 6"/>
-    <w:basedOn w:val="Tabel-Normal"/>
+    <w:basedOn w:val="TableNormal"/>
     <w:uiPriority w:val="71"/>
     <w:rsid w:val="00CB0664"/>
     <w:pPr>
@@ -12379,9 +12513,9 @@
       </w:rPr>
     </w:tblStylePr>
   </w:style>
-  <w:style w:type="table" w:styleId="Farvetliste">
+  <w:style w:type="table" w:styleId="ColorfulList">
     <w:name w:val="Colorful List"/>
-    <w:basedOn w:val="Tabel-Normal"/>
+    <w:basedOn w:val="TableNormal"/>
     <w:uiPriority w:val="72"/>
     <w:rsid w:val="00CB0664"/>
     <w:pPr>
@@ -12458,9 +12592,9 @@
       </w:tcPr>
     </w:tblStylePr>
   </w:style>
-  <w:style w:type="table" w:styleId="Farvetliste-fremhvningsfarve1">
+  <w:style w:type="table" w:styleId="ColorfulList-Accent1">
     <w:name w:val="Colorful List Accent 1"/>
-    <w:basedOn w:val="Tabel-Normal"/>
+    <w:basedOn w:val="TableNormal"/>
     <w:uiPriority w:val="72"/>
     <w:rsid w:val="00CB0664"/>
     <w:pPr>
@@ -12537,9 +12671,9 @@
       </w:tcPr>
     </w:tblStylePr>
   </w:style>
-  <w:style w:type="table" w:styleId="Farvetliste-fremhvningsfarve2">
+  <w:style w:type="table" w:styleId="ColorfulList-Accent2">
     <w:name w:val="Colorful List Accent 2"/>
-    <w:basedOn w:val="Tabel-Normal"/>
+    <w:basedOn w:val="TableNormal"/>
     <w:uiPriority w:val="72"/>
     <w:rsid w:val="00CB0664"/>
     <w:pPr>
@@ -12616,9 +12750,9 @@
       </w:tcPr>
     </w:tblStylePr>
   </w:style>
-  <w:style w:type="table" w:styleId="Farvetliste-fremhvningsfarve3">
+  <w:style w:type="table" w:styleId="ColorfulList-Accent3">
     <w:name w:val="Colorful List Accent 3"/>
-    <w:basedOn w:val="Tabel-Normal"/>
+    <w:basedOn w:val="TableNormal"/>
     <w:uiPriority w:val="72"/>
     <w:rsid w:val="00CB0664"/>
     <w:pPr>
@@ -12695,9 +12829,9 @@
       </w:tcPr>
     </w:tblStylePr>
   </w:style>
-  <w:style w:type="table" w:styleId="Farvetliste-fremhvningsfarve4">
+  <w:style w:type="table" w:styleId="ColorfulList-Accent4">
     <w:name w:val="Colorful List Accent 4"/>
-    <w:basedOn w:val="Tabel-Normal"/>
+    <w:basedOn w:val="TableNormal"/>
     <w:uiPriority w:val="72"/>
     <w:rsid w:val="00CB0664"/>
     <w:pPr>
@@ -12774,9 +12908,9 @@
       </w:tcPr>
     </w:tblStylePr>
   </w:style>
-  <w:style w:type="table" w:styleId="Farvetliste-fremhvningsfarve5">
+  <w:style w:type="table" w:styleId="ColorfulList-Accent5">
     <w:name w:val="Colorful List Accent 5"/>
-    <w:basedOn w:val="Tabel-Normal"/>
+    <w:basedOn w:val="TableNormal"/>
     <w:uiPriority w:val="72"/>
     <w:rsid w:val="00CB0664"/>
     <w:pPr>
@@ -12853,9 +12987,9 @@
       </w:tcPr>
     </w:tblStylePr>
   </w:style>
-  <w:style w:type="table" w:styleId="Farvetliste-fremhvningsfarve6">
+  <w:style w:type="table" w:styleId="ColorfulList-Accent6">
     <w:name w:val="Colorful List Accent 6"/>
-    <w:basedOn w:val="Tabel-Normal"/>
+    <w:basedOn w:val="TableNormal"/>
     <w:uiPriority w:val="72"/>
     <w:rsid w:val="00CB0664"/>
     <w:pPr>
@@ -12932,9 +13066,9 @@
       </w:tcPr>
     </w:tblStylePr>
   </w:style>
-  <w:style w:type="table" w:styleId="Farvetgitter">
+  <w:style w:type="table" w:styleId="ColorfulGrid">
     <w:name w:val="Colorful Grid"/>
-    <w:basedOn w:val="Tabel-Normal"/>
+    <w:basedOn w:val="TableNormal"/>
     <w:uiPriority w:val="73"/>
     <w:rsid w:val="00CB0664"/>
     <w:pPr>
@@ -13005,9 +13139,9 @@
       </w:tcPr>
     </w:tblStylePr>
   </w:style>
-  <w:style w:type="table" w:styleId="Farvetgitter-fremhvningsfarve1">
+  <w:style w:type="table" w:styleId="ColorfulGrid-Accent1">
     <w:name w:val="Colorful Grid Accent 1"/>
-    <w:basedOn w:val="Tabel-Normal"/>
+    <w:basedOn w:val="TableNormal"/>
     <w:uiPriority w:val="73"/>
     <w:rsid w:val="00CB0664"/>
     <w:pPr>
@@ -13078,9 +13212,9 @@
       </w:tcPr>
     </w:tblStylePr>
   </w:style>
-  <w:style w:type="table" w:styleId="Farvetgitter-fremhvningsfarve2">
+  <w:style w:type="table" w:styleId="ColorfulGrid-Accent2">
     <w:name w:val="Colorful Grid Accent 2"/>
-    <w:basedOn w:val="Tabel-Normal"/>
+    <w:basedOn w:val="TableNormal"/>
     <w:uiPriority w:val="73"/>
     <w:rsid w:val="00CB0664"/>
     <w:pPr>
@@ -13151,9 +13285,9 @@
       </w:tcPr>
     </w:tblStylePr>
   </w:style>
-  <w:style w:type="table" w:styleId="Farvetgitter-fremhvningsfarve3">
+  <w:style w:type="table" w:styleId="ColorfulGrid-Accent3">
     <w:name w:val="Colorful Grid Accent 3"/>
-    <w:basedOn w:val="Tabel-Normal"/>
+    <w:basedOn w:val="TableNormal"/>
     <w:uiPriority w:val="73"/>
     <w:rsid w:val="00CB0664"/>
     <w:pPr>
@@ -13224,9 +13358,9 @@
       </w:tcPr>
     </w:tblStylePr>
   </w:style>
-  <w:style w:type="table" w:styleId="Farvetgitter-fremhvningsfarve4">
+  <w:style w:type="table" w:styleId="ColorfulGrid-Accent4">
     <w:name w:val="Colorful Grid Accent 4"/>
-    <w:basedOn w:val="Tabel-Normal"/>
+    <w:basedOn w:val="TableNormal"/>
     <w:uiPriority w:val="73"/>
     <w:rsid w:val="00CB0664"/>
     <w:pPr>
@@ -13297,9 +13431,9 @@
       </w:tcPr>
     </w:tblStylePr>
   </w:style>
-  <w:style w:type="table" w:styleId="Farvetgitter-fremhvningsfarve5">
+  <w:style w:type="table" w:styleId="ColorfulGrid-Accent5">
     <w:name w:val="Colorful Grid Accent 5"/>
-    <w:basedOn w:val="Tabel-Normal"/>
+    <w:basedOn w:val="TableNormal"/>
     <w:uiPriority w:val="73"/>
     <w:rsid w:val="00CB0664"/>
     <w:pPr>
@@ -13370,9 +13504,9 @@
       </w:tcPr>
     </w:tblStylePr>
   </w:style>
-  <w:style w:type="table" w:styleId="Farvetgitter-fremhvningsfarve6">
+  <w:style w:type="table" w:styleId="ColorfulGrid-Accent6">
     <w:name w:val="Colorful Grid Accent 6"/>
-    <w:basedOn w:val="Tabel-Normal"/>
+    <w:basedOn w:val="TableNormal"/>
     <w:uiPriority w:val="73"/>
     <w:rsid w:val="00CB0664"/>
     <w:pPr>
@@ -13783,6 +13917,30 @@
 </file>
 
 <file path=customXml/item1.xml><?xml version="1.0" encoding="utf-8"?>
+<?mso-contentType ?>
+<FormTemplates xmlns="http://schemas.microsoft.com/sharepoint/v3/contenttype/forms">
+  <Display>DocumentLibraryForm</Display>
+  <Edit>DocumentLibraryForm</Edit>
+  <New>DocumentLibraryForm</New>
+</FormTemplates>
+</file>
+
+<file path=customXml/item2.xml><?xml version="1.0" encoding="utf-8"?>
+<b:Sources xmlns:b="http://schemas.openxmlformats.org/officeDocument/2006/bibliography" xmlns="http://schemas.openxmlformats.org/officeDocument/2006/bibliography" SelectedStyle="/APA.XSL" StyleName="APA"/>
+</file>
+
+<file path=customXml/item3.xml><?xml version="1.0" encoding="utf-8"?>
+<p:properties xmlns:p="http://schemas.microsoft.com/office/2006/metadata/properties" xmlns:xsi="http://www.w3.org/2001/XMLSchema-instance" xmlns:pc="http://schemas.microsoft.com/office/infopath/2007/PartnerControls">
+  <documentManagement>
+    <lcf76f155ced4ddcb4097134ff3c332f xmlns="0ec567e1-1c52-47a8-a37e-598c5f6b64df">
+      <Terms xmlns="http://schemas.microsoft.com/office/infopath/2007/PartnerControls"/>
+    </lcf76f155ced4ddcb4097134ff3c332f>
+    <TaxCatchAll xmlns="d7dfd5a2-d57d-4723-8bfa-c0f52417fa40" xsi:nil="true"/>
+  </documentManagement>
+</p:properties>
+</file>
+
+<file path=customXml/item4.xml><?xml version="1.0" encoding="utf-8"?>
 <ct:contentTypeSchema xmlns:ct="http://schemas.microsoft.com/office/2006/metadata/contentType" xmlns:ma="http://schemas.microsoft.com/office/2006/metadata/properties/metaAttributes" ct:_="" ma:_="" ma:contentTypeName="Dokument" ma:contentTypeID="0x010100E2A2EDD30316A846A8E7981902D26CFF" ma:contentTypeVersion="14" ma:contentTypeDescription="Opret et nyt dokument." ma:contentTypeScope="" ma:versionID="04e45cba8ac6f43a5bfe4310e47a74a1">
   <xsd:schema xmlns:xsd="http://www.w3.org/2001/XMLSchema" xmlns:xs="http://www.w3.org/2001/XMLSchema" xmlns:p="http://schemas.microsoft.com/office/2006/metadata/properties" xmlns:ns2="0ec567e1-1c52-47a8-a37e-598c5f6b64df" xmlns:ns3="d7dfd5a2-d57d-4723-8bfa-c0f52417fa40" targetNamespace="http://schemas.microsoft.com/office/2006/metadata/properties" ma:root="true" ma:fieldsID="27c38adecd36afeab79670136ac93ff2" ns2:_="" ns3:_="">
     <xsd:import namespace="0ec567e1-1c52-47a8-a37e-598c5f6b64df"/>
@@ -14011,31 +14169,34 @@
 </ct:contentTypeSchema>
 </file>
 
-<file path=customXml/item2.xml><?xml version="1.0" encoding="utf-8"?>
-<p:properties xmlns:p="http://schemas.microsoft.com/office/2006/metadata/properties" xmlns:xsi="http://www.w3.org/2001/XMLSchema-instance" xmlns:pc="http://schemas.microsoft.com/office/infopath/2007/PartnerControls">
-  <documentManagement>
-    <lcf76f155ced4ddcb4097134ff3c332f xmlns="0ec567e1-1c52-47a8-a37e-598c5f6b64df">
-      <Terms xmlns="http://schemas.microsoft.com/office/infopath/2007/PartnerControls"/>
-    </lcf76f155ced4ddcb4097134ff3c332f>
-    <TaxCatchAll xmlns="d7dfd5a2-d57d-4723-8bfa-c0f52417fa40" xsi:nil="true"/>
-  </documentManagement>
-</p:properties>
+<file path=customXml/itemProps1.xml><?xml version="1.0" encoding="utf-8"?>
+<ds:datastoreItem xmlns:ds="http://schemas.openxmlformats.org/officeDocument/2006/customXml" ds:itemID="{060B512E-986A-4732-8942-85FB2B7F0C97}">
+  <ds:schemaRefs>
+    <ds:schemaRef ds:uri="http://schemas.microsoft.com/sharepoint/v3/contenttype/forms"/>
+  </ds:schemaRefs>
+</ds:datastoreItem>
 </file>
 
-<file path=customXml/item3.xml><?xml version="1.0" encoding="utf-8"?>
-<b:Sources xmlns:b="http://schemas.openxmlformats.org/officeDocument/2006/bibliography" xmlns="http://schemas.openxmlformats.org/officeDocument/2006/bibliography" SelectedStyle="/APA.XSL" StyleName="APA"/>
+<file path=customXml/itemProps2.xml><?xml version="1.0" encoding="utf-8"?>
+<ds:datastoreItem xmlns:ds="http://schemas.openxmlformats.org/officeDocument/2006/customXml" ds:itemID="{EF278816-EC6F-A645-907D-7F25AECB1D4A}">
+  <ds:schemaRefs>
+    <ds:schemaRef ds:uri="http://schemas.openxmlformats.org/officeDocument/2006/bibliography"/>
+  </ds:schemaRefs>
+</ds:datastoreItem>
 </file>
 
-<file path=customXml/item4.xml><?xml version="1.0" encoding="utf-8"?>
-<?mso-contentType ?>
-<FormTemplates xmlns="http://schemas.microsoft.com/sharepoint/v3/contenttype/forms">
-  <Display>DocumentLibraryForm</Display>
-  <Edit>DocumentLibraryForm</Edit>
-  <New>DocumentLibraryForm</New>
-</FormTemplates>
+<file path=customXml/itemProps3.xml><?xml version="1.0" encoding="utf-8"?>
+<ds:datastoreItem xmlns:ds="http://schemas.openxmlformats.org/officeDocument/2006/customXml" ds:itemID="{71269107-588D-4806-AFDA-D8EC37AF710F}">
+  <ds:schemaRefs>
+    <ds:schemaRef ds:uri="http://schemas.microsoft.com/office/2006/metadata/properties"/>
+    <ds:schemaRef ds:uri="http://schemas.microsoft.com/office/infopath/2007/PartnerControls"/>
+    <ds:schemaRef ds:uri="0ec567e1-1c52-47a8-a37e-598c5f6b64df"/>
+    <ds:schemaRef ds:uri="d7dfd5a2-d57d-4723-8bfa-c0f52417fa40"/>
+  </ds:schemaRefs>
+</ds:datastoreItem>
 </file>
 
-<file path=customXml/itemProps1.xml><?xml version="1.0" encoding="utf-8"?>
+<file path=customXml/itemProps4.xml><?xml version="1.0" encoding="utf-8"?>
 <ds:datastoreItem xmlns:ds="http://schemas.openxmlformats.org/officeDocument/2006/customXml" ds:itemID="{A645A676-FED0-4F42-914B-0CAAF5EBA41D}">
   <ds:schemaRefs>
     <ds:schemaRef ds:uri="http://schemas.microsoft.com/office/2006/metadata/contentType"/>
@@ -14054,33 +14215,6 @@
 </ds:datastoreItem>
 </file>
 
-<file path=customXml/itemProps2.xml><?xml version="1.0" encoding="utf-8"?>
-<ds:datastoreItem xmlns:ds="http://schemas.openxmlformats.org/officeDocument/2006/customXml" ds:itemID="{71269107-588D-4806-AFDA-D8EC37AF710F}">
-  <ds:schemaRefs>
-    <ds:schemaRef ds:uri="http://schemas.microsoft.com/office/2006/metadata/properties"/>
-    <ds:schemaRef ds:uri="http://schemas.microsoft.com/office/infopath/2007/PartnerControls"/>
-    <ds:schemaRef ds:uri="0ec567e1-1c52-47a8-a37e-598c5f6b64df"/>
-    <ds:schemaRef ds:uri="d7dfd5a2-d57d-4723-8bfa-c0f52417fa40"/>
-  </ds:schemaRefs>
-</ds:datastoreItem>
-</file>
-
-<file path=customXml/itemProps3.xml><?xml version="1.0" encoding="utf-8"?>
-<ds:datastoreItem xmlns:ds="http://schemas.openxmlformats.org/officeDocument/2006/customXml" ds:itemID="{EF278816-EC6F-A645-907D-7F25AECB1D4A}">
-  <ds:schemaRefs>
-    <ds:schemaRef ds:uri="http://schemas.openxmlformats.org/officeDocument/2006/bibliography"/>
-  </ds:schemaRefs>
-</ds:datastoreItem>
-</file>
-
-<file path=customXml/itemProps4.xml><?xml version="1.0" encoding="utf-8"?>
-<ds:datastoreItem xmlns:ds="http://schemas.openxmlformats.org/officeDocument/2006/customXml" ds:itemID="{060B512E-986A-4732-8942-85FB2B7F0C97}">
-  <ds:schemaRefs>
-    <ds:schemaRef ds:uri="http://schemas.microsoft.com/sharepoint/v3/contenttype/forms"/>
-  </ds:schemaRefs>
-</ds:datastoreItem>
-</file>
-
 <file path=docMetadata/LabelInfo.xml><?xml version="1.0" encoding="utf-8"?>
 <clbl:labelList xmlns:clbl="http://schemas.microsoft.com/office/2020/mipLabelMetadata">
   <clbl:label id="{61fd1d36-fecb-47ca-b7d7-d0df0370a198}" enabled="0" method="" siteId="{61fd1d36-fecb-47ca-b7d7-d0df0370a198}" removed="1"/>
